--- a/plans/9th Grade Technology/9th Grade Monthly Planning/3rd Trimester/9° Technology - October.docx
+++ b/plans/9th Grade Technology/9th Grade Monthly Planning/3rd Trimester/9° Technology - October.docx
@@ -11,65 +11,17 @@
           <w:szCs w:val="24"/>
           <w:lang w:val="es-PA"/>
         </w:rPr>
+        <w:spacing w:line="360" w:lineRule="auto" w:before="0" w:after="0"/>
       </w:pPr>
       <w:r>
         <w:rPr>
+          <w:rFonts w:ascii="Arial" w:hAnsi="Arial" w:eastAsia="Arial" w:cs="Arial"/>
           <w:b/>
+          <w:i w:val="0"/>
           <w:sz w:val="24"/>
-          <w:szCs w:val="24"/>
-          <w:lang w:val="es-PA"/>
+          <w:u w:val="none"/>
         </w:rPr>
         <w:t>MINISTERIO DE EDUCACIÓN DE PANAMÁ</w:t>
-      </w:r>
-      <w:r>
-        <w:rPr>
-          <w:noProof/>
-          <w:sz w:val="24"/>
-          <w:szCs w:val="24"/>
-        </w:rPr>
-        <w:drawing>
-          <wp:anchor distT="114300" distB="114300" distL="114300" distR="114300" simplePos="0" relativeHeight="251659264" behindDoc="0" locked="0" layoutInCell="1" hidden="0" allowOverlap="1" wp14:anchorId="55040CBA" wp14:editId="4BC7CD8F">
-            <wp:simplePos x="0" y="0"/>
-            <wp:positionH relativeFrom="column">
-              <wp:posOffset>-33020</wp:posOffset>
-            </wp:positionH>
-            <wp:positionV relativeFrom="paragraph">
-              <wp:posOffset>10795</wp:posOffset>
-            </wp:positionV>
-            <wp:extent cx="624840" cy="693420"/>
-            <wp:effectExtent l="0" t="0" r="3810" b="0"/>
-            <wp:wrapNone/>
-            <wp:docPr id="6" name="image1.png" descr="A logo for a science academy&#10;&#10;AI-generated content may be incorrect."/>
-            <wp:cNvGraphicFramePr/>
-            <a:graphic xmlns:a="http://schemas.openxmlformats.org/drawingml/2006/main">
-              <a:graphicData uri="http://schemas.openxmlformats.org/drawingml/2006/picture">
-                <pic:pic xmlns:pic="http://schemas.openxmlformats.org/drawingml/2006/picture">
-                  <pic:nvPicPr>
-                    <pic:cNvPr id="6" name="image1.png" descr="A logo for a science academy&#10;&#10;AI-generated content may be incorrect."/>
-                    <pic:cNvPicPr preferRelativeResize="0"/>
-                  </pic:nvPicPr>
-                  <pic:blipFill>
-                    <a:blip r:embed="rId6"/>
-                    <a:srcRect/>
-                    <a:stretch>
-                      <a:fillRect/>
-                    </a:stretch>
-                  </pic:blipFill>
-                  <pic:spPr>
-                    <a:xfrm>
-                      <a:off x="0" y="0"/>
-                      <a:ext cx="624840" cy="693420"/>
-                    </a:xfrm>
-                    <a:prstGeom prst="rect">
-                      <a:avLst/>
-                    </a:prstGeom>
-                    <a:ln/>
-                  </pic:spPr>
-                </pic:pic>
-              </a:graphicData>
-            </a:graphic>
-          </wp:anchor>
-        </w:drawing>
       </w:r>
     </w:p>
     <w:p>
@@ -80,12 +32,15 @@
           <w:sz w:val="24"/>
           <w:szCs w:val="24"/>
         </w:rPr>
+        <w:spacing w:line="360" w:lineRule="auto" w:before="0" w:after="0"/>
       </w:pPr>
       <w:r>
         <w:rPr>
+          <w:rFonts w:ascii="Arial" w:hAnsi="Arial" w:eastAsia="Arial" w:cs="Arial"/>
           <w:b/>
+          <w:i w:val="0"/>
           <w:sz w:val="24"/>
-          <w:szCs w:val="24"/>
+          <w:u w:val="none"/>
         </w:rPr>
         <w:t>ACADEMIA INTERNACIONAL DAVID</w:t>
       </w:r>
@@ -98,14 +53,17 @@
           <w:sz w:val="24"/>
           <w:szCs w:val="24"/>
         </w:rPr>
+        <w:spacing w:line="360" w:lineRule="auto" w:before="0" w:after="0"/>
       </w:pPr>
       <w:r>
         <w:rPr>
+          <w:rFonts w:ascii="Arial" w:hAnsi="Arial" w:eastAsia="Arial" w:cs="Arial"/>
           <w:b/>
+          <w:i w:val="0"/>
           <w:sz w:val="24"/>
-          <w:szCs w:val="24"/>
+          <w:u w:val="none"/>
         </w:rPr>
-        <w:t xml:space="preserve">WEEKLY/MONTHLY PLAN </w:t>
+        <w:t>WEEKLY/MONTHLY PLAN</w:t>
       </w:r>
     </w:p>
     <w:p>
@@ -116,8 +74,16 @@
           <w:sz w:val="24"/>
           <w:szCs w:val="24"/>
         </w:rPr>
+        <w:spacing w:line="360" w:lineRule="auto" w:before="0" w:after="0"/>
       </w:pPr>
       <w:r>
+        <w:rPr>
+          <w:rFonts w:ascii="Arial" w:hAnsi="Arial" w:eastAsia="Arial" w:cs="Arial"/>
+          <w:b/>
+          <w:i w:val="0"/>
+          <w:sz w:val="24"/>
+          <w:u w:val="none"/>
+        </w:rPr>
         <w:t>MONTH: OCTOBER</w:t>
       </w:r>
     </w:p>
@@ -129,8 +95,16 @@
           <w:sz w:val="24"/>
           <w:szCs w:val="24"/>
         </w:rPr>
+        <w:spacing w:line="360" w:lineRule="auto" w:before="0" w:after="0"/>
       </w:pPr>
       <w:r>
+        <w:rPr>
+          <w:rFonts w:ascii="Arial" w:hAnsi="Arial" w:eastAsia="Arial" w:cs="Arial"/>
+          <w:b/>
+          <w:i w:val="0"/>
+          <w:sz w:val="24"/>
+          <w:u w:val="none"/>
+        </w:rPr>
         <w:t>WEEKS: 5</w:t>
       </w:r>
     </w:p>
@@ -153,60 +127,246 @@
         <w:tc>
           <w:tcPr>
             <w:tcW w:w="2564" w:type="dxa"/>
+            <w:vAlign w:val="top"/>
           </w:tcPr>
           <w:p>
-            <w:r>
-              <w:t>Subject: Technology</w:t>
+            <w:pPr>
+              <w:jc w:val="left"/>
+              <w:spacing w:line="360" w:lineRule="auto" w:before="0" w:after="0"/>
+            </w:pPr>
+            <w:r>
+              <w:rPr>
+                <w:rFonts w:ascii="Arial" w:hAnsi="Arial" w:eastAsia="Arial" w:cs="Arial"/>
+                <w:b w:val="0"/>
+                <w:i w:val="0"/>
+                <w:sz w:val="24"/>
+                <w:u w:val="none"/>
+              </w:rPr>
+            </w:r>
+            <w:r>
+              <w:rPr>
+                <w:rFonts w:ascii="Arial" w:hAnsi="Arial" w:eastAsia="Arial" w:cs="Arial"/>
+                <w:b/>
+                <w:i w:val="0"/>
+                <w:sz w:val="24"/>
+                <w:u w:val="none"/>
+              </w:rPr>
+              <w:t xml:space="preserve">Subject: </w:t>
+            </w:r>
+            <w:r>
+              <w:rPr>
+                <w:rFonts w:ascii="Arial" w:hAnsi="Arial" w:eastAsia="Arial" w:cs="Arial"/>
+                <w:b w:val="0"/>
+                <w:i w:val="0"/>
+                <w:sz w:val="24"/>
+                <w:u w:val="none"/>
+              </w:rPr>
+              <w:t>Technology</w:t>
             </w:r>
           </w:p>
         </w:tc>
         <w:tc>
           <w:tcPr>
             <w:tcW w:w="2921" w:type="dxa"/>
+            <w:vAlign w:val="top"/>
           </w:tcPr>
           <w:p>
-            <w:r>
-              <w:t>Teacher: Porfirio Rios</w:t>
+            <w:pPr>
+              <w:jc w:val="left"/>
+              <w:spacing w:line="360" w:lineRule="auto" w:before="0" w:after="0"/>
+            </w:pPr>
+            <w:r>
+              <w:rPr>
+                <w:rFonts w:ascii="Arial" w:hAnsi="Arial" w:eastAsia="Arial" w:cs="Arial"/>
+                <w:b w:val="0"/>
+                <w:i w:val="0"/>
+                <w:sz w:val="24"/>
+                <w:u w:val="none"/>
+              </w:rPr>
+            </w:r>
+            <w:r>
+              <w:rPr>
+                <w:rFonts w:ascii="Arial" w:hAnsi="Arial" w:eastAsia="Arial" w:cs="Arial"/>
+                <w:b/>
+                <w:i w:val="0"/>
+                <w:sz w:val="24"/>
+                <w:u w:val="none"/>
+              </w:rPr>
+              <w:t xml:space="preserve">Teacher: </w:t>
+            </w:r>
+            <w:r>
+              <w:rPr>
+                <w:rFonts w:ascii="Arial" w:hAnsi="Arial" w:eastAsia="Arial" w:cs="Arial"/>
+                <w:b w:val="0"/>
+                <w:i w:val="0"/>
+                <w:sz w:val="24"/>
+                <w:u w:val="none"/>
+              </w:rPr>
+              <w:t>Porfirio Rios</w:t>
             </w:r>
           </w:p>
         </w:tc>
         <w:tc>
           <w:tcPr>
             <w:tcW w:w="2207" w:type="dxa"/>
+            <w:vAlign w:val="top"/>
           </w:tcPr>
           <w:p>
-            <w:r>
-              <w:t>Grade: 9th</w:t>
+            <w:pPr>
+              <w:jc w:val="left"/>
+              <w:spacing w:line="360" w:lineRule="auto" w:before="0" w:after="0"/>
+            </w:pPr>
+            <w:r>
+              <w:rPr>
+                <w:rFonts w:ascii="Arial" w:hAnsi="Arial" w:eastAsia="Arial" w:cs="Arial"/>
+                <w:b w:val="0"/>
+                <w:i w:val="0"/>
+                <w:sz w:val="24"/>
+                <w:u w:val="none"/>
+              </w:rPr>
+            </w:r>
+            <w:r>
+              <w:rPr>
+                <w:rFonts w:ascii="Arial" w:hAnsi="Arial" w:eastAsia="Arial" w:cs="Arial"/>
+                <w:b/>
+                <w:i w:val="0"/>
+                <w:sz w:val="24"/>
+                <w:u w:val="none"/>
+              </w:rPr>
+              <w:t xml:space="preserve">Grade: </w:t>
+            </w:r>
+            <w:r>
+              <w:rPr>
+                <w:rFonts w:ascii="Arial" w:hAnsi="Arial" w:eastAsia="Arial" w:cs="Arial"/>
+                <w:b w:val="0"/>
+                <w:i w:val="0"/>
+                <w:sz w:val="24"/>
+                <w:u w:val="none"/>
+              </w:rPr>
+              <w:t>9th</w:t>
             </w:r>
           </w:p>
         </w:tc>
         <w:tc>
           <w:tcPr>
             <w:tcW w:w="2564" w:type="dxa"/>
+            <w:vAlign w:val="top"/>
           </w:tcPr>
           <w:p>
-            <w:r>
-              <w:t>Trimester:3rd</w:t>
+            <w:pPr>
+              <w:jc w:val="left"/>
+              <w:spacing w:line="360" w:lineRule="auto" w:before="0" w:after="0"/>
+            </w:pPr>
+            <w:r>
+              <w:rPr>
+                <w:rFonts w:ascii="Arial" w:hAnsi="Arial" w:eastAsia="Arial" w:cs="Arial"/>
+                <w:b w:val="0"/>
+                <w:i w:val="0"/>
+                <w:sz w:val="24"/>
+                <w:u w:val="none"/>
+              </w:rPr>
+            </w:r>
+            <w:r>
+              <w:rPr>
+                <w:rFonts w:ascii="Arial" w:hAnsi="Arial" w:eastAsia="Arial" w:cs="Arial"/>
+                <w:b/>
+                <w:i w:val="0"/>
+                <w:sz w:val="24"/>
+                <w:u w:val="none"/>
+              </w:rPr>
+              <w:t xml:space="preserve">Trimester: </w:t>
+            </w:r>
+            <w:r>
+              <w:rPr>
+                <w:rFonts w:ascii="Arial" w:hAnsi="Arial" w:eastAsia="Arial" w:cs="Arial"/>
+                <w:b w:val="0"/>
+                <w:i w:val="0"/>
+                <w:sz w:val="24"/>
+                <w:u w:val="none"/>
+              </w:rPr>
+              <w:t>3rd</w:t>
             </w:r>
           </w:p>
         </w:tc>
         <w:tc>
           <w:tcPr>
             <w:tcW w:w="2564" w:type="dxa"/>
+            <w:vAlign w:val="top"/>
           </w:tcPr>
           <w:p>
-            <w:r>
-              <w:t>Year: 2026</w:t>
+            <w:pPr>
+              <w:jc w:val="left"/>
+              <w:spacing w:line="360" w:lineRule="auto" w:before="0" w:after="0"/>
+            </w:pPr>
+            <w:r>
+              <w:rPr>
+                <w:rFonts w:ascii="Arial" w:hAnsi="Arial" w:eastAsia="Arial" w:cs="Arial"/>
+                <w:b w:val="0"/>
+                <w:i w:val="0"/>
+                <w:sz w:val="24"/>
+                <w:u w:val="none"/>
+              </w:rPr>
+            </w:r>
+            <w:r>
+              <w:rPr>
+                <w:rFonts w:ascii="Arial" w:hAnsi="Arial" w:eastAsia="Arial" w:cs="Arial"/>
+                <w:b/>
+                <w:i w:val="0"/>
+                <w:sz w:val="24"/>
+                <w:u w:val="none"/>
+              </w:rPr>
+              <w:t xml:space="preserve">Year: </w:t>
+            </w:r>
+            <w:r>
+              <w:rPr>
+                <w:rFonts w:ascii="Arial" w:hAnsi="Arial" w:eastAsia="Arial" w:cs="Arial"/>
+                <w:b w:val="0"/>
+                <w:i w:val="0"/>
+                <w:sz w:val="24"/>
+                <w:u w:val="none"/>
+              </w:rPr>
+              <w:t>2026</w:t>
             </w:r>
           </w:p>
         </w:tc>
         <w:tc>
           <w:tcPr>
             <w:tcW w:w="2564" w:type="dxa"/>
+            <w:vAlign w:val="top"/>
           </w:tcPr>
           <w:p>
-            <w:r>
-              <w:t>Weekly Hours: 3</w:t>
+            <w:pPr>
+              <w:jc w:val="left"/>
+              <w:spacing w:line="360" w:lineRule="auto" w:before="0" w:after="0"/>
+            </w:pPr>
+            <w:r>
+              <w:rPr>
+                <w:rFonts w:ascii="Arial" w:hAnsi="Arial" w:eastAsia="Arial" w:cs="Arial"/>
+                <w:b w:val="0"/>
+                <w:i w:val="0"/>
+                <w:sz w:val="24"/>
+                <w:u w:val="none"/>
+              </w:rPr>
+            </w:r>
+            <w:r>
+              <w:rPr>
+                <w:rFonts w:ascii="Arial" w:hAnsi="Arial" w:eastAsia="Arial" w:cs="Arial"/>
+                <w:b/>
+                <w:i w:val="0"/>
+                <w:sz w:val="24"/>
+                <w:u w:val="none"/>
+              </w:rPr>
+              <w:t xml:space="preserve">Weekly Hours: </w:t>
+            </w:r>
+            <w:r>
+              <w:rPr>
+                <w:rFonts w:ascii="Arial" w:hAnsi="Arial" w:eastAsia="Arial" w:cs="Arial"/>
+                <w:b w:val="0"/>
+                <w:i w:val="0"/>
+                <w:sz w:val="24"/>
+                <w:u w:val="none"/>
+              </w:rPr>
+              <w:t>3</w:t>
             </w:r>
           </w:p>
         </w:tc>
@@ -216,16 +376,60 @@
           <w:tcPr>
             <w:tcW w:w="15384" w:type="dxa"/>
             <w:gridSpan w:val="6"/>
+            <w:vAlign w:val="top"/>
           </w:tcPr>
           <w:p>
-            <w:r>
+            <w:pPr>
+              <w:spacing w:before="0" w:after="0" w:line="480" w:lineRule="auto"/>
+            </w:pPr>
+            <w:r>
+              <w:rPr>
+                <w:rFonts w:ascii="Arial" w:hAnsi="Arial" w:cs="Arial" w:eastAsia="Arial"/>
+                <w:b/>
+                <w:sz w:val="24"/>
+              </w:rPr>
               <w:t>Competences:</w:t>
               <w:br/>
-              <w:t>• Identify cybersecurity risks, social engineering tactics, malware behavior, and protective habits.</w:t>
+            </w:r>
+            <w:r>
+              <w:rPr>
+                <w:rFonts w:ascii="Arial" w:hAnsi="Arial" w:cs="Arial" w:eastAsia="Arial"/>
+                <w:b w:val="0"/>
+                <w:sz w:val="24"/>
+              </w:rPr>
+              <w:t>Identify cybersecurity risks, social engineering tactics, malware behavior, and protective habits.</w:t>
+            </w:r>
+            <w:r>
+              <w:rPr>
+                <w:rFonts w:ascii="Arial" w:hAnsi="Arial" w:cs="Arial" w:eastAsia="Arial"/>
+                <w:b w:val="0"/>
+                <w:sz w:val="24"/>
+              </w:rPr>
               <w:br/>
-              <w:t>• Analyze risks using probability, impact, data sensitivity, and safer-choice reasoning.</w:t>
+            </w:r>
+            <w:r>
+              <w:rPr>
+                <w:rFonts w:ascii="Arial" w:hAnsi="Arial" w:cs="Arial" w:eastAsia="Arial"/>
+                <w:b w:val="0"/>
+                <w:sz w:val="24"/>
+              </w:rPr>
+              <w:t>Analyze risks using probability, impact, data sensitivity, and safer-choice reasoning.</w:t>
+            </w:r>
+            <w:r>
+              <w:rPr>
+                <w:rFonts w:ascii="Arial" w:hAnsi="Arial" w:cs="Arial" w:eastAsia="Arial"/>
+                <w:b w:val="0"/>
+                <w:sz w:val="24"/>
+              </w:rPr>
               <w:br/>
-              <w:t>• Create a STEM design plan based on a real problem, tools/platforms, prototype idea, tests, and evidence.</w:t>
+            </w:r>
+            <w:r>
+              <w:rPr>
+                <w:rFonts w:ascii="Arial" w:hAnsi="Arial" w:cs="Arial" w:eastAsia="Arial"/>
+                <w:b w:val="0"/>
+                <w:sz w:val="24"/>
+              </w:rPr>
+              <w:t>Create a STEM design plan based on a real problem, tools/platforms, prototype idea, tests, and evidence.</w:t>
             </w:r>
           </w:p>
         </w:tc>
@@ -235,16 +439,60 @@
           <w:tcPr>
             <w:tcW w:w="15384" w:type="dxa"/>
             <w:gridSpan w:val="6"/>
+            <w:vAlign w:val="top"/>
           </w:tcPr>
           <w:p>
-            <w:r>
+            <w:pPr>
+              <w:spacing w:before="0" w:after="0" w:line="480" w:lineRule="auto"/>
+            </w:pPr>
+            <w:r>
+              <w:rPr>
+                <w:rFonts w:ascii="Arial" w:hAnsi="Arial" w:cs="Arial" w:eastAsia="Arial"/>
+                <w:b/>
+                <w:sz w:val="24"/>
+              </w:rPr>
               <w:t>Learning Objectives:</w:t>
               <w:br/>
-              <w:t>• Explain personal/public/sensitive data, social engineering, malware, and script-kiddie risks using scenarios.</w:t>
+            </w:r>
+            <w:r>
+              <w:rPr>
+                <w:rFonts w:ascii="Arial" w:hAnsi="Arial" w:cs="Arial" w:eastAsia="Arial"/>
+                <w:b w:val="0"/>
+                <w:sz w:val="24"/>
+              </w:rPr>
+              <w:t>Explain personal/public/sensitive data, social engineering, malware, and script-kiddie risks using scenarios.</w:t>
+            </w:r>
+            <w:r>
+              <w:rPr>
+                <w:rFonts w:ascii="Arial" w:hAnsi="Arial" w:cs="Arial" w:eastAsia="Arial"/>
+                <w:b w:val="0"/>
+                <w:sz w:val="24"/>
+              </w:rPr>
               <w:br/>
-              <w:t>• Create a risk map and recommend protections based on probability and impact.</w:t>
+            </w:r>
+            <w:r>
+              <w:rPr>
+                <w:rFonts w:ascii="Arial" w:hAnsi="Arial" w:cs="Arial" w:eastAsia="Arial"/>
+                <w:b w:val="0"/>
+                <w:sz w:val="24"/>
+              </w:rPr>
+              <w:t>Create a risk map and recommend protections based on probability and impact.</w:t>
+            </w:r>
+            <w:r>
+              <w:rPr>
+                <w:rFonts w:ascii="Arial" w:hAnsi="Arial" w:cs="Arial" w:eastAsia="Arial"/>
+                <w:b w:val="0"/>
+                <w:sz w:val="24"/>
+              </w:rPr>
               <w:br/>
-              <w:t>• Plan a STEM prototype with roles, materials, platform/tool choice, test criteria, and expected evidence.</w:t>
+            </w:r>
+            <w:r>
+              <w:rPr>
+                <w:rFonts w:ascii="Arial" w:hAnsi="Arial" w:cs="Arial" w:eastAsia="Arial"/>
+                <w:b w:val="0"/>
+                <w:sz w:val="24"/>
+              </w:rPr>
+              <w:t>Plan a STEM prototype with roles, materials, platform/tool choice, test criteria, and expected evidence.</w:t>
             </w:r>
           </w:p>
         </w:tc>
@@ -254,16 +502,60 @@
           <w:tcPr>
             <w:tcW w:w="15384" w:type="dxa"/>
             <w:gridSpan w:val="6"/>
+            <w:vAlign w:val="top"/>
           </w:tcPr>
           <w:p>
-            <w:r>
+            <w:pPr>
+              <w:spacing w:before="0" w:after="0" w:line="480" w:lineRule="auto"/>
+            </w:pPr>
+            <w:r>
+              <w:rPr>
+                <w:rFonts w:ascii="Arial" w:hAnsi="Arial" w:cs="Arial" w:eastAsia="Arial"/>
+                <w:b/>
+                <w:sz w:val="24"/>
+              </w:rPr>
               <w:t>Learning Outcomes:</w:t>
               <w:br/>
-              <w:t>• Complete a cybersecurity scenario quiz and digital responsibility/collaboration evidence.</w:t>
+            </w:r>
+            <w:r>
+              <w:rPr>
+                <w:rFonts w:ascii="Arial" w:hAnsi="Arial" w:cs="Arial" w:eastAsia="Arial"/>
+                <w:b w:val="0"/>
+                <w:sz w:val="24"/>
+              </w:rPr>
+              <w:t>Complete a cybersecurity scenario quiz and digital responsibility/collaboration evidence.</w:t>
+            </w:r>
+            <w:r>
+              <w:rPr>
+                <w:rFonts w:ascii="Arial" w:hAnsi="Arial" w:cs="Arial" w:eastAsia="Arial"/>
+                <w:b w:val="0"/>
+                <w:sz w:val="24"/>
+              </w:rPr>
               <w:br/>
-              <w:t>• Submit a risk map with probability, impact, safer choices, and protection recommendations.</w:t>
+            </w:r>
+            <w:r>
+              <w:rPr>
+                <w:rFonts w:ascii="Arial" w:hAnsi="Arial" w:cs="Arial" w:eastAsia="Arial"/>
+                <w:b w:val="0"/>
+                <w:sz w:val="24"/>
+              </w:rPr>
+              <w:t>Submit a risk map with probability, impact, safer choices, and protection recommendations.</w:t>
+            </w:r>
+            <w:r>
+              <w:rPr>
+                <w:rFonts w:ascii="Arial" w:hAnsi="Arial" w:cs="Arial" w:eastAsia="Arial"/>
+                <w:b w:val="0"/>
+                <w:sz w:val="24"/>
+              </w:rPr>
               <w:br/>
-              <w:t>• Submit a STEM prototype planning artifact with problem, users, goal, tools, sketch, materials, and tests.</w:t>
+            </w:r>
+            <w:r>
+              <w:rPr>
+                <w:rFonts w:ascii="Arial" w:hAnsi="Arial" w:cs="Arial" w:eastAsia="Arial"/>
+                <w:b w:val="0"/>
+                <w:sz w:val="24"/>
+              </w:rPr>
+              <w:t>Submit a STEM prototype planning artifact with problem, users, goal, tools, sketch, materials, and tests.</w:t>
             </w:r>
           </w:p>
         </w:tc>
@@ -290,9 +582,30 @@
               <w:right w:val="single" w:sz="4" w:space="0" w:color="auto"/>
             </w:tcBorders>
             <w:shd w:val="clear" w:color="auto" w:fill="A8D08D"/>
+            <w:vAlign w:val="top"/>
           </w:tcPr>
           <w:p>
-            <w:r>
+            <w:pPr>
+              <w:jc w:val="center"/>
+              <w:spacing w:line="360" w:lineRule="auto" w:before="0" w:after="0"/>
+            </w:pPr>
+            <w:r>
+              <w:rPr>
+                <w:rFonts w:ascii="Arial" w:hAnsi="Arial" w:eastAsia="Arial" w:cs="Arial"/>
+                <w:b/>
+                <w:i w:val="0"/>
+                <w:sz w:val="24"/>
+                <w:u w:val="none"/>
+              </w:rPr>
+            </w:r>
+            <w:r>
+              <w:rPr>
+                <w:rFonts w:ascii="Arial" w:hAnsi="Arial" w:eastAsia="Arial" w:cs="Arial"/>
+                <w:b/>
+                <w:i w:val="0"/>
+                <w:sz w:val="24"/>
+                <w:u w:val="none"/>
+              </w:rPr>
               <w:t>9A, 9B day – 45min – October - Week 3</w:t>
             </w:r>
           </w:p>
@@ -307,9 +620,30 @@
               <w:right w:val="single" w:sz="4" w:space="0" w:color="auto"/>
             </w:tcBorders>
             <w:shd w:val="clear" w:color="auto" w:fill="A8D08D"/>
+            <w:vAlign w:val="top"/>
           </w:tcPr>
           <w:p>
-            <w:r>
+            <w:pPr>
+              <w:jc w:val="center"/>
+              <w:spacing w:line="360" w:lineRule="auto" w:before="0" w:after="0"/>
+            </w:pPr>
+            <w:r>
+              <w:rPr>
+                <w:rFonts w:ascii="Arial" w:hAnsi="Arial" w:eastAsia="Arial" w:cs="Arial"/>
+                <w:b/>
+                <w:i w:val="0"/>
+                <w:sz w:val="24"/>
+                <w:u w:val="none"/>
+              </w:rPr>
+            </w:r>
+            <w:r>
+              <w:rPr>
+                <w:rFonts w:ascii="Arial" w:hAnsi="Arial" w:eastAsia="Arial" w:cs="Arial"/>
+                <w:b/>
+                <w:i w:val="0"/>
+                <w:sz w:val="24"/>
+                <w:u w:val="none"/>
+              </w:rPr>
               <w:t>9A, 9B day – 90 min – October - Week 3</w:t>
             </w:r>
           </w:p>
@@ -325,34 +659,195 @@
               <w:bottom w:val="single" w:sz="4" w:space="0" w:color="auto"/>
               <w:right w:val="single" w:sz="4" w:space="0" w:color="auto"/>
             </w:tcBorders>
+            <w:vAlign w:val="top"/>
           </w:tcPr>
           <w:p>
-            <w:r>
-              <w:t>Topic:</w:t>
-              <w:br/>
+            <w:pPr>
+              <w:spacing w:before="0" w:after="0" w:line="360" w:lineRule="auto"/>
+            </w:pPr>
+            <w:r>
+              <w:rPr>
+                <w:rFonts w:ascii="Arial" w:hAnsi="Arial" w:cs="Arial" w:eastAsia="Arial"/>
+                <w:b/>
+                <w:sz w:val="24"/>
+              </w:rPr>
+              <w:t xml:space="preserve">Topic: </w:t>
+            </w:r>
+            <w:r>
+              <w:rPr>
+                <w:rFonts w:ascii="Arial" w:hAnsi="Arial" w:cs="Arial" w:eastAsia="Arial"/>
+                <w:b w:val="0"/>
+                <w:sz w:val="24"/>
+              </w:rPr>
               <w:t>You and your data</w:t>
-              <w:br/>
-              <w:br/>
-              <w:t>Pre-activities</w:t>
-              <w:br/>
+            </w:r>
+          </w:p>
+          <w:p>
+            <w:pPr>
+              <w:spacing w:before="0" w:after="0" w:line="360" w:lineRule="auto"/>
+            </w:pPr>
+            <w:r>
+              <w:rPr>
+                <w:rFonts w:ascii="Arial" w:hAnsi="Arial" w:cs="Arial" w:eastAsia="Arial"/>
+                <w:sz w:val="24"/>
+                <w:b/>
+                <w:bCs/>
+              </w:rPr>
+              <w:t>Class Objective:</w:t>
+            </w:r>
+          </w:p>
+          <w:p>
+            <w:pPr>
+              <w:spacing w:before="0" w:after="0" w:line="360" w:lineRule="auto"/>
+            </w:pPr>
+            <w:r>
+              <w:rPr>
+                <w:rFonts w:ascii="Arial" w:hAnsi="Arial" w:cs="Arial" w:eastAsia="Arial"/>
+                <w:sz w:val="24"/>
+              </w:rPr>
+              <w:t>Analyze 4 online-service scenarios and identify what data is collected, why it matters, and one safer choice.</w:t>
+            </w:r>
+          </w:p>
+          <w:p>
+            <w:pPr>
+              <w:spacing w:before="0" w:after="0" w:line="360" w:lineRule="auto"/>
+            </w:pPr>
+            <w:r>
+              <w:rPr>
+                <w:rFonts w:ascii="Arial" w:hAnsi="Arial" w:cs="Arial" w:eastAsia="Arial"/>
+                <w:b/>
+                <w:sz w:val="24"/>
+              </w:rPr>
+              <w:t>Pre-activities:</w:t>
+            </w:r>
+          </w:p>
+          <w:p>
+            <w:pPr>
+              <w:spacing w:before="0" w:after="0" w:line="360" w:lineRule="auto"/>
+            </w:pPr>
+            <w:r>
+              <w:rPr>
+                <w:rFonts w:ascii="Arial" w:hAnsi="Arial" w:cs="Arial" w:eastAsia="Arial"/>
+                <w:b w:val="0"/>
+                <w:sz w:val="24"/>
+              </w:rPr>
               <w:t>Review Week 3 practice vocabulary (part 1).</w:t>
-              <w:br/>
+            </w:r>
+          </w:p>
+          <w:p>
+            <w:pPr>
+              <w:spacing w:before="0" w:after="0" w:line="360" w:lineRule="auto"/>
+            </w:pPr>
+            <w:r>
+              <w:rPr>
+                <w:rFonts w:ascii="Arial" w:hAnsi="Arial" w:cs="Arial" w:eastAsia="Arial"/>
+                <w:b w:val="0"/>
+                <w:sz w:val="24"/>
+              </w:rPr>
               <w:t>personal data: Information about a person</w:t>
-              <w:br/>
+            </w:r>
+          </w:p>
+          <w:p>
+            <w:pPr>
+              <w:spacing w:before="0" w:after="0" w:line="360" w:lineRule="auto"/>
+            </w:pPr>
+            <w:r>
+              <w:rPr>
+                <w:rFonts w:ascii="Arial" w:hAnsi="Arial" w:cs="Arial" w:eastAsia="Arial"/>
+                <w:b w:val="0"/>
+                <w:sz w:val="24"/>
+              </w:rPr>
               <w:t>public data: Information that is okay for many people to see</w:t>
-              <w:br/>
+            </w:r>
+          </w:p>
+          <w:p>
+            <w:pPr>
+              <w:spacing w:before="0" w:after="0" w:line="360" w:lineRule="auto"/>
+            </w:pPr>
+            <w:r>
+              <w:rPr>
+                <w:rFonts w:ascii="Arial" w:hAnsi="Arial" w:cs="Arial" w:eastAsia="Arial"/>
+                <w:b w:val="0"/>
+                <w:sz w:val="24"/>
+              </w:rPr>
               <w:t>sensitive data: Information that needs extra protection</w:t>
-              <w:br/>
+            </w:r>
+          </w:p>
+          <w:p>
+            <w:pPr>
+              <w:spacing w:before="0" w:after="0" w:line="360" w:lineRule="auto"/>
+            </w:pPr>
+            <w:r>
+              <w:rPr>
+                <w:rFonts w:ascii="Arial" w:hAnsi="Arial" w:cs="Arial" w:eastAsia="Arial"/>
+                <w:b w:val="0"/>
+                <w:sz w:val="24"/>
+              </w:rPr>
               <w:t>Sort examples into personal data, public data, and sensitive data.</w:t>
-              <w:br/>
-              <w:br/>
-              <w:t>While activities</w:t>
-              <w:br/>
-              <w:t>Analyze 4 online-service scenarios and identify what data is collected, why it matters, and one safer choice. Include examples such as name, school email, password, location, photo, or public comment.</w:t>
-              <w:br/>
-              <w:br/>
-              <w:t>Post activities</w:t>
-              <w:br/>
+            </w:r>
+          </w:p>
+          <w:p>
+            <w:pPr>
+              <w:spacing w:before="0" w:after="0" w:line="360" w:lineRule="auto"/>
+            </w:pPr>
+            <w:r>
+              <w:rPr>
+                <w:rFonts w:ascii="Arial" w:hAnsi="Arial" w:cs="Arial" w:eastAsia="Arial"/>
+                <w:b/>
+                <w:sz w:val="24"/>
+              </w:rPr>
+              <w:t>While activities:</w:t>
+            </w:r>
+          </w:p>
+          <w:p>
+            <w:pPr>
+              <w:spacing w:before="0" w:after="0" w:line="360" w:lineRule="auto"/>
+            </w:pPr>
+            <w:r>
+              <w:rPr>
+                <w:rFonts w:ascii="Arial" w:hAnsi="Arial" w:cs="Arial" w:eastAsia="Arial"/>
+                <w:b w:val="0"/>
+                <w:sz w:val="24"/>
+              </w:rPr>
+              <w:t>Analyze 4 online-service scenarios and identify what data is collected, why it matters, and one safer choice.</w:t>
+            </w:r>
+          </w:p>
+          <w:p>
+            <w:pPr>
+              <w:spacing w:before="0" w:after="0" w:line="360" w:lineRule="auto"/>
+            </w:pPr>
+            <w:r>
+              <w:rPr>
+                <w:rFonts w:ascii="Arial" w:hAnsi="Arial" w:cs="Arial" w:eastAsia="Arial"/>
+                <w:b w:val="0"/>
+                <w:sz w:val="24"/>
+              </w:rPr>
+              <w:t>Include examples such as name, school email, password, location, photo, or public comment.</w:t>
+            </w:r>
+          </w:p>
+          <w:p>
+            <w:pPr>
+              <w:spacing w:before="0" w:after="0" w:line="360" w:lineRule="auto"/>
+            </w:pPr>
+            <w:r>
+              <w:rPr>
+                <w:rFonts w:ascii="Arial" w:hAnsi="Arial" w:cs="Arial" w:eastAsia="Arial"/>
+                <w:b/>
+                <w:sz w:val="24"/>
+              </w:rPr>
+              <w:t>Post activities:</w:t>
+            </w:r>
+          </w:p>
+          <w:p>
+            <w:pPr>
+              <w:spacing w:before="0" w:after="0" w:line="360" w:lineRule="auto"/>
+            </w:pPr>
+            <w:r>
+              <w:rPr>
+                <w:rFonts w:ascii="Arial" w:hAnsi="Arial" w:cs="Arial" w:eastAsia="Arial"/>
+                <w:b w:val="0"/>
+                <w:sz w:val="24"/>
+              </w:rPr>
               <w:t>Write one personal data rule for project research.</w:t>
             </w:r>
           </w:p>
@@ -366,38 +861,169 @@
               <w:bottom w:val="single" w:sz="4" w:space="0" w:color="auto"/>
               <w:right w:val="single" w:sz="4" w:space="0" w:color="auto"/>
             </w:tcBorders>
+            <w:vAlign w:val="top"/>
           </w:tcPr>
           <w:p>
-            <w:r>
-              <w:t>Topic:</w:t>
-              <w:br/>
+            <w:pPr>
+              <w:spacing w:before="0" w:after="0" w:line="360" w:lineRule="auto"/>
+            </w:pPr>
+            <w:r>
+              <w:rPr>
+                <w:rFonts w:ascii="Arial" w:hAnsi="Arial" w:cs="Arial" w:eastAsia="Arial"/>
+                <w:b/>
+                <w:sz w:val="24"/>
+              </w:rPr>
+              <w:t xml:space="preserve">Topic: </w:t>
+            </w:r>
+            <w:r>
+              <w:rPr>
+                <w:rFonts w:ascii="Arial" w:hAnsi="Arial" w:cs="Arial" w:eastAsia="Arial"/>
+                <w:b w:val="0"/>
+                <w:sz w:val="24"/>
+              </w:rPr>
               <w:t>Social engineering</w:t>
-              <w:br/>
-              <w:br/>
-              <w:t>Pre-activities</w:t>
-              <w:br/>
+            </w:r>
+          </w:p>
+          <w:p>
+            <w:pPr>
+              <w:spacing w:before="0" w:after="0" w:line="360" w:lineRule="auto"/>
+            </w:pPr>
+            <w:r>
+              <w:rPr>
+                <w:rFonts w:ascii="Arial" w:hAnsi="Arial" w:cs="Arial" w:eastAsia="Arial"/>
+                <w:sz w:val="24"/>
+                <w:b/>
+                <w:bCs/>
+              </w:rPr>
+              <w:t>Class Objective:</w:t>
+            </w:r>
+          </w:p>
+          <w:p>
+            <w:pPr>
+              <w:spacing w:before="0" w:after="0" w:line="360" w:lineRule="auto"/>
+            </w:pPr>
+            <w:r>
+              <w:rPr>
+                <w:rFonts w:ascii="Arial" w:hAnsi="Arial" w:cs="Arial" w:eastAsia="Arial"/>
+                <w:sz w:val="24"/>
+              </w:rPr>
+              <w:t>Analyze social engineering messages.</w:t>
+            </w:r>
+          </w:p>
+          <w:p>
+            <w:pPr>
+              <w:spacing w:before="0" w:after="0" w:line="360" w:lineRule="auto"/>
+            </w:pPr>
+            <w:r>
+              <w:rPr>
+                <w:rFonts w:ascii="Arial" w:hAnsi="Arial" w:cs="Arial" w:eastAsia="Arial"/>
+                <w:b/>
+                <w:sz w:val="24"/>
+              </w:rPr>
+              <w:t>Pre-activities:</w:t>
+            </w:r>
+          </w:p>
+          <w:p>
+            <w:pPr>
+              <w:spacing w:before="0" w:after="0" w:line="360" w:lineRule="auto"/>
+            </w:pPr>
+            <w:r>
+              <w:rPr>
+                <w:rFonts w:ascii="Arial" w:hAnsi="Arial" w:cs="Arial" w:eastAsia="Arial"/>
+                <w:b w:val="0"/>
+                <w:sz w:val="24"/>
+              </w:rPr>
               <w:t>Review Week 4 practice vocabulary (part 1).</w:t>
-              <w:br/>
-              <w:t>phishing: A trick message that tries to steal information</w:t>
-              <w:br/>
-              <w:t>baiting: A trick that offers something tempting to get a person to click or act</w:t>
-              <w:br/>
-              <w:t>pretexting: A trick where someone pretends to have a reason to ask for information</w:t>
-              <w:br/>
-              <w:t>urgency: Pressure to act quickly</w:t>
-              <w:br/>
-              <w:t>malware: Harmful software</w:t>
-              <w:br/>
-              <w:t>Match phishing, baiting, pretexting, and urgency with short examples.</w:t>
-              <w:br/>
-              <w:br/>
-              <w:t>While activities</w:t>
-              <w:br/>
-              <w:t>Analyze social engineering messages. Mark warning signs such as urgency, suspicious link, prize offer, password request, or unknown sender. Rewrite one unsafe message into a safe response and create a short protection checklist.</w:t>
-              <w:br/>
-              <w:br/>
-              <w:t>Post activities</w:t>
-              <w:br/>
+            </w:r>
+          </w:p>
+          <w:p>
+            <w:pPr>
+              <w:spacing w:before="0" w:after="0" w:line="360" w:lineRule="auto"/>
+            </w:pPr>
+            <w:r>
+              <w:rPr>
+                <w:rFonts w:ascii="Arial" w:hAnsi="Arial" w:cs="Arial" w:eastAsia="Arial"/>
+                <w:b w:val="0"/>
+                <w:sz w:val="24"/>
+              </w:rPr>
+              <w:t>phishing: A trick message that tries to steal information baiting: A trick that offers something tempting to get a person to click or act pretexting: A trick where someone pretends to have a reason to ask for information urgency: Pressure to act quickly malware: Harmful software Match phishing, baiting, pretexting, and urgency with short examples.</w:t>
+            </w:r>
+          </w:p>
+          <w:p>
+            <w:pPr>
+              <w:spacing w:before="0" w:after="0" w:line="360" w:lineRule="auto"/>
+            </w:pPr>
+            <w:r>
+              <w:rPr>
+                <w:rFonts w:ascii="Arial" w:hAnsi="Arial" w:cs="Arial" w:eastAsia="Arial"/>
+                <w:b/>
+                <w:sz w:val="24"/>
+              </w:rPr>
+              <w:t>While activities:</w:t>
+            </w:r>
+          </w:p>
+          <w:p>
+            <w:pPr>
+              <w:spacing w:before="0" w:after="0" w:line="360" w:lineRule="auto"/>
+            </w:pPr>
+            <w:r>
+              <w:rPr>
+                <w:rFonts w:ascii="Arial" w:hAnsi="Arial" w:cs="Arial" w:eastAsia="Arial"/>
+                <w:b w:val="0"/>
+                <w:sz w:val="24"/>
+              </w:rPr>
+              <w:t>Analyze social engineering messages.</w:t>
+            </w:r>
+          </w:p>
+          <w:p>
+            <w:pPr>
+              <w:spacing w:before="0" w:after="0" w:line="360" w:lineRule="auto"/>
+            </w:pPr>
+            <w:r>
+              <w:rPr>
+                <w:rFonts w:ascii="Arial" w:hAnsi="Arial" w:cs="Arial" w:eastAsia="Arial"/>
+                <w:b w:val="0"/>
+                <w:sz w:val="24"/>
+              </w:rPr>
+              <w:t>Mark warning signs such as urgency, suspicious link, prize offer, password request, or unknown sender.</w:t>
+            </w:r>
+          </w:p>
+          <w:p>
+            <w:pPr>
+              <w:spacing w:before="0" w:after="0" w:line="360" w:lineRule="auto"/>
+            </w:pPr>
+            <w:r>
+              <w:rPr>
+                <w:rFonts w:ascii="Arial" w:hAnsi="Arial" w:cs="Arial" w:eastAsia="Arial"/>
+                <w:b w:val="0"/>
+                <w:sz w:val="24"/>
+              </w:rPr>
+              <w:t>Rewrite one unsafe message into a safe response and create a short protection checklist.</w:t>
+            </w:r>
+          </w:p>
+          <w:p>
+            <w:pPr>
+              <w:spacing w:before="0" w:after="0" w:line="360" w:lineRule="auto"/>
+            </w:pPr>
+            <w:r>
+              <w:rPr>
+                <w:rFonts w:ascii="Arial" w:hAnsi="Arial" w:cs="Arial" w:eastAsia="Arial"/>
+                <w:b/>
+                <w:sz w:val="24"/>
+              </w:rPr>
+              <w:t>Post activities:</w:t>
+            </w:r>
+          </w:p>
+          <w:p>
+            <w:pPr>
+              <w:spacing w:before="0" w:after="0" w:line="360" w:lineRule="auto"/>
+            </w:pPr>
+            <w:r>
+              <w:rPr>
+                <w:rFonts w:ascii="Arial" w:hAnsi="Arial" w:cs="Arial" w:eastAsia="Arial"/>
+                <w:b w:val="0"/>
+                <w:sz w:val="24"/>
+              </w:rPr>
               <w:t>Submit the checklist in Google Classroom and explain one warning sign.</w:t>
             </w:r>
           </w:p>
@@ -413,10 +1039,37 @@
               <w:bottom w:val="single" w:sz="4" w:space="0" w:color="auto"/>
               <w:right w:val="single" w:sz="4" w:space="0" w:color="auto"/>
             </w:tcBorders>
+            <w:vAlign w:val="top"/>
           </w:tcPr>
           <w:p>
-            <w:r>
-              <w:t>Resources: Pen, pencil, technology notebook, student's email and password, Google Classroom, Freenove/Arduino kit, Arduino IDE, USB cable, breadboard and components, Tinkercad access, dataset or survey data, chart tool, cybersecurity scenario cards or worksheet, checklist or worksheet, project planning sheet, projector.</w:t>
+            <w:pPr>
+              <w:spacing w:line="360" w:lineRule="auto" w:before="0" w:after="0"/>
+            </w:pPr>
+            <w:r>
+              <w:rPr>
+                <w:rFonts w:ascii="Arial" w:hAnsi="Arial" w:cs="Arial" w:eastAsia="Arial"/>
+                <w:sz w:val="24"/>
+              </w:rPr>
+            </w:r>
+            <w:r>
+              <w:rPr>
+                <w:rFonts w:ascii="Arial" w:hAnsi="Arial" w:eastAsia="Arial" w:cs="Arial"/>
+                <w:b/>
+                <w:i w:val="0"/>
+                <w:sz w:val="24"/>
+                <w:u w:val="none"/>
+              </w:rPr>
+              <w:t xml:space="preserve">Resources: </w:t>
+            </w:r>
+            <w:r>
+              <w:rPr>
+                <w:rFonts w:ascii="Arial" w:hAnsi="Arial" w:eastAsia="Arial" w:cs="Arial"/>
+                <w:b w:val="0"/>
+                <w:i w:val="0"/>
+                <w:sz w:val="24"/>
+                <w:u w:val="none"/>
+              </w:rPr>
+              <w:t>Pen, pencil, technology notebook, student's computer, email and password</w:t>
             </w:r>
           </w:p>
         </w:tc>
@@ -429,10 +1082,37 @@
               <w:bottom w:val="single" w:sz="4" w:space="0" w:color="auto"/>
               <w:right w:val="single" w:sz="4" w:space="0" w:color="auto"/>
             </w:tcBorders>
+            <w:vAlign w:val="top"/>
           </w:tcPr>
           <w:p>
-            <w:r>
-              <w:t>Resources: Pen, pencil, technology notebook, student's email and password, Google Classroom, Freenove/Arduino kit, Arduino IDE, USB cable, breadboard and components, Tinkercad access, dataset or survey data, chart tool, cybersecurity scenario cards or worksheet, checklist or worksheet, project planning sheet, projector.</w:t>
+            <w:pPr>
+              <w:spacing w:line="360" w:lineRule="auto" w:before="0" w:after="0"/>
+            </w:pPr>
+            <w:r>
+              <w:rPr>
+                <w:rFonts w:ascii="Arial" w:hAnsi="Arial" w:cs="Arial" w:eastAsia="Arial"/>
+                <w:sz w:val="24"/>
+              </w:rPr>
+            </w:r>
+            <w:r>
+              <w:rPr>
+                <w:rFonts w:ascii="Arial" w:hAnsi="Arial" w:eastAsia="Arial" w:cs="Arial"/>
+                <w:b/>
+                <w:i w:val="0"/>
+                <w:sz w:val="24"/>
+                <w:u w:val="none"/>
+              </w:rPr>
+              <w:t xml:space="preserve">Resources: </w:t>
+            </w:r>
+            <w:r>
+              <w:rPr>
+                <w:rFonts w:ascii="Arial" w:hAnsi="Arial" w:eastAsia="Arial" w:cs="Arial"/>
+                <w:b w:val="0"/>
+                <w:i w:val="0"/>
+                <w:sz w:val="24"/>
+                <w:u w:val="none"/>
+              </w:rPr>
+              <w:t>Pen, pencil, technology notebook, student's computer, email and password</w:t>
             </w:r>
           </w:p>
         </w:tc>
@@ -448,9 +1128,30 @@
               <w:right w:val="single" w:sz="4" w:space="0" w:color="auto"/>
             </w:tcBorders>
             <w:shd w:val="clear" w:color="auto" w:fill="A8D08D"/>
+            <w:vAlign w:val="top"/>
           </w:tcPr>
           <w:p>
-            <w:r>
+            <w:pPr>
+              <w:jc w:val="center"/>
+              <w:spacing w:line="360" w:lineRule="auto" w:before="0" w:after="0"/>
+            </w:pPr>
+            <w:r>
+              <w:rPr>
+                <w:rFonts w:ascii="Arial" w:hAnsi="Arial" w:eastAsia="Arial" w:cs="Arial"/>
+                <w:b/>
+                <w:i w:val="0"/>
+                <w:sz w:val="24"/>
+                <w:u w:val="none"/>
+              </w:rPr>
+            </w:r>
+            <w:r>
+              <w:rPr>
+                <w:rFonts w:ascii="Arial" w:hAnsi="Arial" w:eastAsia="Arial" w:cs="Arial"/>
+                <w:b/>
+                <w:i w:val="0"/>
+                <w:sz w:val="24"/>
+                <w:u w:val="none"/>
+              </w:rPr>
               <w:t>9A, 9B day – 45min – October - Week 4</w:t>
             </w:r>
           </w:p>
@@ -465,9 +1166,30 @@
               <w:right w:val="single" w:sz="4" w:space="0" w:color="auto"/>
             </w:tcBorders>
             <w:shd w:val="clear" w:color="auto" w:fill="A8D08D"/>
+            <w:vAlign w:val="top"/>
           </w:tcPr>
           <w:p>
-            <w:r>
+            <w:pPr>
+              <w:jc w:val="center"/>
+              <w:spacing w:line="360" w:lineRule="auto" w:before="0" w:after="0"/>
+            </w:pPr>
+            <w:r>
+              <w:rPr>
+                <w:rFonts w:ascii="Arial" w:hAnsi="Arial" w:eastAsia="Arial" w:cs="Arial"/>
+                <w:b/>
+                <w:i w:val="0"/>
+                <w:sz w:val="24"/>
+                <w:u w:val="none"/>
+              </w:rPr>
+            </w:r>
+            <w:r>
+              <w:rPr>
+                <w:rFonts w:ascii="Arial" w:hAnsi="Arial" w:eastAsia="Arial" w:cs="Arial"/>
+                <w:b/>
+                <w:i w:val="0"/>
+                <w:sz w:val="24"/>
+                <w:u w:val="none"/>
+              </w:rPr>
               <w:t>9A, 9B day – 90 min – October - Week 4</w:t>
             </w:r>
           </w:p>
@@ -483,34 +1205,143 @@
               <w:bottom w:val="single" w:sz="4" w:space="0" w:color="auto"/>
               <w:right w:val="single" w:sz="4" w:space="0" w:color="auto"/>
             </w:tcBorders>
+            <w:vAlign w:val="top"/>
           </w:tcPr>
           <w:p>
-            <w:r>
-              <w:t>Topic:</w:t>
-              <w:br/>
+            <w:pPr>
+              <w:spacing w:before="0" w:after="0" w:line="360" w:lineRule="auto"/>
+            </w:pPr>
+            <w:r>
+              <w:rPr>
+                <w:rFonts w:ascii="Arial" w:hAnsi="Arial" w:cs="Arial" w:eastAsia="Arial"/>
+                <w:b/>
+                <w:sz w:val="24"/>
+              </w:rPr>
+              <w:t xml:space="preserve">Topic: </w:t>
+            </w:r>
+            <w:r>
+              <w:rPr>
+                <w:rFonts w:ascii="Arial" w:hAnsi="Arial" w:cs="Arial" w:eastAsia="Arial"/>
+                <w:b w:val="0"/>
+                <w:sz w:val="24"/>
+              </w:rPr>
               <w:t>Digital responsibility habits</w:t>
-              <w:br/>
-              <w:br/>
-              <w:t>Pre-activities</w:t>
-              <w:br/>
+            </w:r>
+          </w:p>
+          <w:p>
+            <w:pPr>
+              <w:spacing w:before="0" w:after="0" w:line="360" w:lineRule="auto"/>
+            </w:pPr>
+            <w:r>
+              <w:rPr>
+                <w:rFonts w:ascii="Arial" w:hAnsi="Arial" w:cs="Arial" w:eastAsia="Arial"/>
+                <w:sz w:val="24"/>
+                <w:b/>
+                <w:bCs/>
+              </w:rPr>
+              <w:t>Class Objective:</w:t>
+            </w:r>
+          </w:p>
+          <w:p>
+            <w:pPr>
+              <w:spacing w:before="0" w:after="0" w:line="360" w:lineRule="auto"/>
+            </w:pPr>
+            <w:r>
+              <w:rPr>
+                <w:rFonts w:ascii="Arial" w:hAnsi="Arial" w:cs="Arial" w:eastAsia="Arial"/>
+                <w:sz w:val="24"/>
+              </w:rPr>
+              <w:t>Practice digital responsibility habits through respectful communication, source care, privacy, participation, and safe account behavior.</w:t>
+            </w:r>
+          </w:p>
+          <w:p>
+            <w:pPr>
+              <w:spacing w:before="0" w:after="0" w:line="360" w:lineRule="auto"/>
+            </w:pPr>
+            <w:r>
+              <w:rPr>
+                <w:rFonts w:ascii="Arial" w:hAnsi="Arial" w:cs="Arial" w:eastAsia="Arial"/>
+                <w:b/>
+                <w:sz w:val="24"/>
+              </w:rPr>
+              <w:t>Pre-activities:</w:t>
+            </w:r>
+          </w:p>
+          <w:p>
+            <w:pPr>
+              <w:spacing w:before="0" w:after="0" w:line="360" w:lineRule="auto"/>
+            </w:pPr>
+            <w:r>
+              <w:rPr>
+                <w:rFonts w:ascii="Arial" w:hAnsi="Arial" w:cs="Arial" w:eastAsia="Arial"/>
+                <w:b w:val="0"/>
+                <w:sz w:val="24"/>
+              </w:rPr>
               <w:t>Review Week 3 practice vocabulary (part 2).</w:t>
-              <w:br/>
-              <w:t>online service: A website or app that provides a tool online</w:t>
-              <w:br/>
-              <w:t>safer choice: An action that better protects people or data</w:t>
-              <w:br/>
-              <w:t>privacy: Keeping personal information protected</w:t>
-              <w:br/>
-              <w:t>Review examples of respectful and unsafe online teamwork behavior.</w:t>
-              <w:br/>
-              <w:br/>
-              <w:t>While activities</w:t>
-              <w:br/>
+            </w:r>
+          </w:p>
+          <w:p>
+            <w:pPr>
+              <w:spacing w:before="0" w:after="0" w:line="360" w:lineRule="auto"/>
+            </w:pPr>
+            <w:r>
+              <w:rPr>
+                <w:rFonts w:ascii="Arial" w:hAnsi="Arial" w:cs="Arial" w:eastAsia="Arial"/>
+                <w:b w:val="0"/>
+                <w:sz w:val="24"/>
+              </w:rPr>
+              <w:t>online service: A website or app that provides a tool online safer choice: An action that better protects people or data privacy: Keeping personal information protected Review examples of respectful and unsafe online teamwork behavior.</w:t>
+            </w:r>
+          </w:p>
+          <w:p>
+            <w:pPr>
+              <w:spacing w:before="0" w:after="0" w:line="360" w:lineRule="auto"/>
+            </w:pPr>
+            <w:r>
+              <w:rPr>
+                <w:rFonts w:ascii="Arial" w:hAnsi="Arial" w:cs="Arial" w:eastAsia="Arial"/>
+                <w:b/>
+                <w:sz w:val="24"/>
+              </w:rPr>
+              <w:t>While activities:</w:t>
+            </w:r>
+          </w:p>
+          <w:p>
+            <w:pPr>
+              <w:spacing w:before="0" w:after="0" w:line="360" w:lineRule="auto"/>
+            </w:pPr>
+            <w:r>
+              <w:rPr>
+                <w:rFonts w:ascii="Arial" w:hAnsi="Arial" w:cs="Arial" w:eastAsia="Arial"/>
+                <w:b w:val="0"/>
+                <w:sz w:val="24"/>
+              </w:rPr>
               <w:t>Practice the collaboration and digital responsibility checklist by discussing respectful communication, source care, privacy, participation, and safe account behavior before the graded checklist.</w:t>
-              <w:br/>
-              <w:br/>
-              <w:t>Post activities</w:t>
-              <w:br/>
+            </w:r>
+          </w:p>
+          <w:p>
+            <w:pPr>
+              <w:spacing w:before="0" w:after="0" w:line="360" w:lineRule="auto"/>
+            </w:pPr>
+            <w:r>
+              <w:rPr>
+                <w:rFonts w:ascii="Arial" w:hAnsi="Arial" w:cs="Arial" w:eastAsia="Arial"/>
+                <w:b/>
+                <w:sz w:val="24"/>
+              </w:rPr>
+              <w:t>Post activities:</w:t>
+            </w:r>
+          </w:p>
+          <w:p>
+            <w:pPr>
+              <w:spacing w:before="0" w:after="0" w:line="360" w:lineRule="auto"/>
+            </w:pPr>
+            <w:r>
+              <w:rPr>
+                <w:rFonts w:ascii="Arial" w:hAnsi="Arial" w:cs="Arial" w:eastAsia="Arial"/>
+                <w:b w:val="0"/>
+                <w:sz w:val="24"/>
+              </w:rPr>
               <w:t>Choose one habit to use during STEM project work.</w:t>
             </w:r>
           </w:p>
@@ -524,38 +1355,222 @@
               <w:bottom w:val="single" w:sz="4" w:space="0" w:color="auto"/>
               <w:right w:val="single" w:sz="4" w:space="0" w:color="auto"/>
             </w:tcBorders>
+            <w:vAlign w:val="top"/>
           </w:tcPr>
           <w:p>
-            <w:r>
-              <w:t>Topic:</w:t>
-              <w:br/>
+            <w:pPr>
+              <w:spacing w:before="0" w:after="0" w:line="360" w:lineRule="auto"/>
+            </w:pPr>
+            <w:r>
+              <w:rPr>
+                <w:rFonts w:ascii="Arial" w:hAnsi="Arial" w:cs="Arial" w:eastAsia="Arial"/>
+                <w:b/>
+                <w:sz w:val="24"/>
+              </w:rPr>
+              <w:t xml:space="preserve">Topic: </w:t>
+            </w:r>
+            <w:r>
+              <w:rPr>
+                <w:rFonts w:ascii="Arial" w:hAnsi="Arial" w:cs="Arial" w:eastAsia="Arial"/>
+                <w:b w:val="0"/>
+                <w:sz w:val="24"/>
+              </w:rPr>
               <w:t>Script kiddies and malware</w:t>
-              <w:br/>
-              <w:br/>
-              <w:t>Pre-activities</w:t>
-              <w:br/>
+            </w:r>
+          </w:p>
+          <w:p>
+            <w:pPr>
+              <w:spacing w:before="0" w:after="0" w:line="360" w:lineRule="auto"/>
+            </w:pPr>
+            <w:r>
+              <w:rPr>
+                <w:rFonts w:ascii="Arial" w:hAnsi="Arial" w:cs="Arial" w:eastAsia="Arial"/>
+                <w:sz w:val="24"/>
+                <w:b/>
+                <w:bCs/>
+              </w:rPr>
+              <w:t>Class Objective:</w:t>
+            </w:r>
+          </w:p>
+          <w:p>
+            <w:pPr>
+              <w:spacing w:before="0" w:after="0" w:line="360" w:lineRule="auto"/>
+            </w:pPr>
+            <w:r>
+              <w:rPr>
+                <w:rFonts w:ascii="Arial" w:hAnsi="Arial" w:cs="Arial" w:eastAsia="Arial"/>
+                <w:sz w:val="24"/>
+              </w:rPr>
+              <w:t>Complete the collaboration and digital responsibility checklist about respectful communication, source care, privacy, participation, and safe account behavior.</w:t>
+            </w:r>
+          </w:p>
+          <w:p>
+            <w:pPr>
+              <w:spacing w:before="0" w:after="0" w:line="360" w:lineRule="auto"/>
+            </w:pPr>
+            <w:r>
+              <w:rPr>
+                <w:rFonts w:ascii="Arial" w:hAnsi="Arial" w:cs="Arial" w:eastAsia="Arial"/>
+                <w:b/>
+                <w:sz w:val="24"/>
+              </w:rPr>
+              <w:t>Pre-activities:</w:t>
+            </w:r>
+          </w:p>
+          <w:p>
+            <w:pPr>
+              <w:spacing w:before="0" w:after="0" w:line="360" w:lineRule="auto"/>
+            </w:pPr>
+            <w:r>
+              <w:rPr>
+                <w:rFonts w:ascii="Arial" w:hAnsi="Arial" w:cs="Arial" w:eastAsia="Arial"/>
+                <w:b w:val="0"/>
+                <w:sz w:val="24"/>
+              </w:rPr>
               <w:t>Review Week 4 practice vocabulary (part 2).</w:t>
-              <w:br/>
+            </w:r>
+          </w:p>
+          <w:p>
+            <w:pPr>
+              <w:spacing w:before="0" w:after="0" w:line="360" w:lineRule="auto"/>
+            </w:pPr>
+            <w:r>
+              <w:rPr>
+                <w:rFonts w:ascii="Arial" w:hAnsi="Arial" w:cs="Arial" w:eastAsia="Arial"/>
+                <w:b w:val="0"/>
+                <w:sz w:val="24"/>
+              </w:rPr>
               <w:t>virus: Malware that spreads by attaching to files or programs</w:t>
-              <w:br/>
+            </w:r>
+          </w:p>
+          <w:p>
+            <w:pPr>
+              <w:spacing w:before="0" w:after="0" w:line="360" w:lineRule="auto"/>
+            </w:pPr>
+            <w:r>
+              <w:rPr>
+                <w:rFonts w:ascii="Arial" w:hAnsi="Arial" w:cs="Arial" w:eastAsia="Arial"/>
+                <w:b w:val="0"/>
+                <w:sz w:val="24"/>
+              </w:rPr>
               <w:t>worm: Malware that can spread across networks</w:t>
-              <w:br/>
+            </w:r>
+          </w:p>
+          <w:p>
+            <w:pPr>
+              <w:spacing w:before="0" w:after="0" w:line="360" w:lineRule="auto"/>
+            </w:pPr>
+            <w:r>
+              <w:rPr>
+                <w:rFonts w:ascii="Arial" w:hAnsi="Arial" w:cs="Arial" w:eastAsia="Arial"/>
+                <w:b w:val="0"/>
+                <w:sz w:val="24"/>
+              </w:rPr>
               <w:t>trojan: Malware that pretends to be safe software</w:t>
-              <w:br/>
+            </w:r>
+          </w:p>
+          <w:p>
+            <w:pPr>
+              <w:spacing w:before="0" w:after="0" w:line="360" w:lineRule="auto"/>
+            </w:pPr>
+            <w:r>
+              <w:rPr>
+                <w:rFonts w:ascii="Arial" w:hAnsi="Arial" w:cs="Arial" w:eastAsia="Arial"/>
+                <w:b w:val="0"/>
+                <w:sz w:val="24"/>
+              </w:rPr>
               <w:t>ransomware: Malware that locks files and demands payment</w:t>
-              <w:br/>
+            </w:r>
+          </w:p>
+          <w:p>
+            <w:pPr>
+              <w:spacing w:before="0" w:after="0" w:line="360" w:lineRule="auto"/>
+            </w:pPr>
+            <w:r>
+              <w:rPr>
+                <w:rFonts w:ascii="Arial" w:hAnsi="Arial" w:cs="Arial" w:eastAsia="Arial"/>
+                <w:b w:val="0"/>
+                <w:sz w:val="24"/>
+              </w:rPr>
               <w:t>botnet: A group of infected devices controlled together</w:t>
-              <w:br/>
+            </w:r>
+          </w:p>
+          <w:p>
+            <w:pPr>
+              <w:spacing w:before="0" w:after="0" w:line="360" w:lineRule="auto"/>
+            </w:pPr>
+            <w:r>
+              <w:rPr>
+                <w:rFonts w:ascii="Arial" w:hAnsi="Arial" w:cs="Arial" w:eastAsia="Arial"/>
+                <w:b w:val="0"/>
+                <w:sz w:val="24"/>
+              </w:rPr>
               <w:t>Match malware terms with descriptions: virus, worm, trojan, ransomware, botnet.</w:t>
-              <w:br/>
-              <w:br/>
-              <w:t>While activities</w:t>
-              <w:br/>
-              <w:t>Complete Appreciation Grade #1: Complete the collaboration and digital responsibility checklist about respectful communication, source care, privacy, participation, and safe account behavior. Then research or inspect short case summaries of cyber attacks and create a comparison chart.</w:t>
-              <w:br/>
-              <w:br/>
-              <w:t>Post activities</w:t>
-              <w:br/>
+            </w:r>
+          </w:p>
+          <w:p>
+            <w:pPr>
+              <w:spacing w:before="0" w:after="0" w:line="360" w:lineRule="auto"/>
+            </w:pPr>
+            <w:r>
+              <w:rPr>
+                <w:rFonts w:ascii="Arial" w:hAnsi="Arial" w:cs="Arial" w:eastAsia="Arial"/>
+                <w:b/>
+                <w:sz w:val="24"/>
+              </w:rPr>
+              <w:t>While activities:</w:t>
+            </w:r>
+          </w:p>
+          <w:p>
+            <w:pPr>
+              <w:spacing w:before="0" w:after="0" w:line="360" w:lineRule="auto"/>
+            </w:pPr>
+            <w:r>
+              <w:rPr>
+                <w:rFonts w:ascii="Arial" w:hAnsi="Arial" w:cs="Arial" w:eastAsia="Arial"/>
+                <w:b w:val="0"/>
+                <w:sz w:val="24"/>
+                <w:highlight w:val="yellow"/>
+              </w:rPr>
+              <w:t>Complete Appreciation Grade #1: Complete the collaboration and digital responsibility checklist about respectful communication, source care, privacy, participation, and safe account behavior.</w:t>
+            </w:r>
+          </w:p>
+          <w:p>
+            <w:pPr>
+              <w:spacing w:before="0" w:after="0" w:line="360" w:lineRule="auto"/>
+            </w:pPr>
+            <w:r>
+              <w:rPr>
+                <w:rFonts w:ascii="Arial" w:hAnsi="Arial" w:cs="Arial" w:eastAsia="Arial"/>
+                <w:b w:val="0"/>
+                <w:sz w:val="24"/>
+              </w:rPr>
+              <w:t>Then research or inspect short case summaries of cyber attacks and create a comparison chart.</w:t>
+            </w:r>
+          </w:p>
+          <w:p>
+            <w:pPr>
+              <w:spacing w:before="0" w:after="0" w:line="360" w:lineRule="auto"/>
+            </w:pPr>
+            <w:r>
+              <w:rPr>
+                <w:rFonts w:ascii="Arial" w:hAnsi="Arial" w:cs="Arial" w:eastAsia="Arial"/>
+                <w:b/>
+                <w:sz w:val="24"/>
+              </w:rPr>
+              <w:t>Post activities:</w:t>
+            </w:r>
+          </w:p>
+          <w:p>
+            <w:pPr>
+              <w:spacing w:before="0" w:after="0" w:line="360" w:lineRule="auto"/>
+            </w:pPr>
+            <w:r>
+              <w:rPr>
+                <w:rFonts w:ascii="Arial" w:hAnsi="Arial" w:cs="Arial" w:eastAsia="Arial"/>
+                <w:b w:val="0"/>
+                <w:sz w:val="24"/>
+              </w:rPr>
               <w:t>Share one protection that would help a school user.</w:t>
             </w:r>
           </w:p>
@@ -571,10 +1586,37 @@
               <w:bottom w:val="single" w:sz="4" w:space="0" w:color="auto"/>
               <w:right w:val="single" w:sz="4" w:space="0" w:color="auto"/>
             </w:tcBorders>
+            <w:vAlign w:val="top"/>
           </w:tcPr>
           <w:p>
-            <w:r>
-              <w:t>Resources: Pen, pencil, technology notebook, student's email and password, Google Classroom, Freenove/Arduino kit, Arduino IDE, USB cable, breadboard and components, Tinkercad access, dataset or survey data, chart tool, cybersecurity scenario cards or worksheet, checklist or worksheet, project planning sheet, projector.</w:t>
+            <w:pPr>
+              <w:spacing w:line="360" w:lineRule="auto" w:before="0" w:after="0"/>
+            </w:pPr>
+            <w:r>
+              <w:rPr>
+                <w:rFonts w:ascii="Arial" w:hAnsi="Arial" w:cs="Arial" w:eastAsia="Arial"/>
+                <w:sz w:val="24"/>
+              </w:rPr>
+            </w:r>
+            <w:r>
+              <w:rPr>
+                <w:rFonts w:ascii="Arial" w:hAnsi="Arial" w:eastAsia="Arial" w:cs="Arial"/>
+                <w:b/>
+                <w:i w:val="0"/>
+                <w:sz w:val="24"/>
+                <w:u w:val="none"/>
+              </w:rPr>
+              <w:t xml:space="preserve">Resources: </w:t>
+            </w:r>
+            <w:r>
+              <w:rPr>
+                <w:rFonts w:ascii="Arial" w:hAnsi="Arial" w:eastAsia="Arial" w:cs="Arial"/>
+                <w:b w:val="0"/>
+                <w:i w:val="0"/>
+                <w:sz w:val="24"/>
+                <w:u w:val="none"/>
+              </w:rPr>
+              <w:t>Pen, pencil, technology notebook, student's computer, email and password</w:t>
             </w:r>
           </w:p>
         </w:tc>
@@ -587,10 +1629,37 @@
               <w:bottom w:val="single" w:sz="4" w:space="0" w:color="auto"/>
               <w:right w:val="single" w:sz="4" w:space="0" w:color="auto"/>
             </w:tcBorders>
+            <w:vAlign w:val="top"/>
           </w:tcPr>
           <w:p>
-            <w:r>
-              <w:t>Resources: Pen, pencil, technology notebook, student's email and password, Google Classroom, Freenove/Arduino kit, Arduino IDE, USB cable, breadboard and components, Tinkercad access, dataset or survey data, chart tool, cybersecurity scenario cards or worksheet, checklist or worksheet, project planning sheet, projector.</w:t>
+            <w:pPr>
+              <w:spacing w:line="360" w:lineRule="auto" w:before="0" w:after="0"/>
+            </w:pPr>
+            <w:r>
+              <w:rPr>
+                <w:rFonts w:ascii="Arial" w:hAnsi="Arial" w:cs="Arial" w:eastAsia="Arial"/>
+                <w:sz w:val="24"/>
+              </w:rPr>
+            </w:r>
+            <w:r>
+              <w:rPr>
+                <w:rFonts w:ascii="Arial" w:hAnsi="Arial" w:eastAsia="Arial" w:cs="Arial"/>
+                <w:b/>
+                <w:i w:val="0"/>
+                <w:sz w:val="24"/>
+                <w:u w:val="none"/>
+              </w:rPr>
+              <w:t xml:space="preserve">Resources: </w:t>
+            </w:r>
+            <w:r>
+              <w:rPr>
+                <w:rFonts w:ascii="Arial" w:hAnsi="Arial" w:eastAsia="Arial" w:cs="Arial"/>
+                <w:b w:val="0"/>
+                <w:i w:val="0"/>
+                <w:sz w:val="24"/>
+                <w:u w:val="none"/>
+              </w:rPr>
+              <w:t>Pen, pencil, technology notebook, student's computer, email and password</w:t>
             </w:r>
           </w:p>
         </w:tc>
@@ -606,9 +1675,30 @@
               <w:right w:val="single" w:sz="4" w:space="0" w:color="auto"/>
             </w:tcBorders>
             <w:shd w:val="clear" w:color="auto" w:fill="A8D08D"/>
+            <w:vAlign w:val="top"/>
           </w:tcPr>
           <w:p>
-            <w:r>
+            <w:pPr>
+              <w:jc w:val="center"/>
+              <w:spacing w:line="360" w:lineRule="auto" w:before="0" w:after="0"/>
+            </w:pPr>
+            <w:r>
+              <w:rPr>
+                <w:rFonts w:ascii="Arial" w:hAnsi="Arial" w:eastAsia="Arial" w:cs="Arial"/>
+                <w:b/>
+                <w:i w:val="0"/>
+                <w:sz w:val="24"/>
+                <w:u w:val="none"/>
+              </w:rPr>
+            </w:r>
+            <w:r>
+              <w:rPr>
+                <w:rFonts w:ascii="Arial" w:hAnsi="Arial" w:eastAsia="Arial" w:cs="Arial"/>
+                <w:b/>
+                <w:i w:val="0"/>
+                <w:sz w:val="24"/>
+                <w:u w:val="none"/>
+              </w:rPr>
               <w:t>9A, 9B day – 45min – October - Week 5</w:t>
             </w:r>
           </w:p>
@@ -623,9 +1713,30 @@
               <w:right w:val="single" w:sz="4" w:space="0" w:color="auto"/>
             </w:tcBorders>
             <w:shd w:val="clear" w:color="auto" w:fill="A8D08D"/>
+            <w:vAlign w:val="top"/>
           </w:tcPr>
           <w:p>
-            <w:r>
+            <w:pPr>
+              <w:jc w:val="center"/>
+              <w:spacing w:line="360" w:lineRule="auto" w:before="0" w:after="0"/>
+            </w:pPr>
+            <w:r>
+              <w:rPr>
+                <w:rFonts w:ascii="Arial" w:hAnsi="Arial" w:eastAsia="Arial" w:cs="Arial"/>
+                <w:b/>
+                <w:i w:val="0"/>
+                <w:sz w:val="24"/>
+                <w:u w:val="none"/>
+              </w:rPr>
+            </w:r>
+            <w:r>
+              <w:rPr>
+                <w:rFonts w:ascii="Arial" w:hAnsi="Arial" w:eastAsia="Arial" w:cs="Arial"/>
+                <w:b/>
+                <w:i w:val="0"/>
+                <w:sz w:val="24"/>
+                <w:u w:val="none"/>
+              </w:rPr>
               <w:t>9A, 9B day – 90 min – October - Week 5</w:t>
             </w:r>
           </w:p>
@@ -641,36 +1752,208 @@
               <w:bottom w:val="single" w:sz="4" w:space="0" w:color="auto"/>
               <w:right w:val="single" w:sz="4" w:space="0" w:color="auto"/>
             </w:tcBorders>
+            <w:vAlign w:val="top"/>
           </w:tcPr>
           <w:p>
-            <w:r>
-              <w:t>Topic:</w:t>
-              <w:br/>
+            <w:pPr>
+              <w:spacing w:before="0" w:after="0" w:line="360" w:lineRule="auto"/>
+            </w:pPr>
+            <w:r>
+              <w:rPr>
+                <w:rFonts w:ascii="Arial" w:hAnsi="Arial" w:cs="Arial" w:eastAsia="Arial"/>
+                <w:b/>
+                <w:sz w:val="24"/>
+              </w:rPr>
+              <w:t xml:space="preserve">Topic: </w:t>
+            </w:r>
+            <w:r>
+              <w:rPr>
+                <w:rFonts w:ascii="Arial" w:hAnsi="Arial" w:cs="Arial" w:eastAsia="Arial"/>
+                <w:b w:val="0"/>
+                <w:sz w:val="24"/>
+              </w:rPr>
               <w:t>Cyber security scenario quiz</w:t>
-              <w:br/>
-              <w:br/>
-              <w:t>Pre-activities</w:t>
-              <w:br/>
+            </w:r>
+          </w:p>
+          <w:p>
+            <w:pPr>
+              <w:spacing w:before="0" w:after="0" w:line="360" w:lineRule="auto"/>
+            </w:pPr>
+            <w:r>
+              <w:rPr>
+                <w:rFonts w:ascii="Arial" w:hAnsi="Arial" w:cs="Arial" w:eastAsia="Arial"/>
+                <w:sz w:val="24"/>
+                <w:b/>
+                <w:bCs/>
+              </w:rPr>
+              <w:t>Class Objective:</w:t>
+            </w:r>
+          </w:p>
+          <w:p>
+            <w:pPr>
+              <w:spacing w:before="0" w:after="0" w:line="360" w:lineRule="auto"/>
+            </w:pPr>
+            <w:r>
+              <w:rPr>
+                <w:rFonts w:ascii="Arial" w:hAnsi="Arial" w:cs="Arial" w:eastAsia="Arial"/>
+                <w:sz w:val="24"/>
+              </w:rPr>
+              <w:t>Practice identifying threats, choosing protections, and justifying answers before the graded cyber security scenario quiz.</w:t>
+            </w:r>
+          </w:p>
+          <w:p>
+            <w:pPr>
+              <w:spacing w:before="0" w:after="0" w:line="360" w:lineRule="auto"/>
+            </w:pPr>
+            <w:r>
+              <w:rPr>
+                <w:rFonts w:ascii="Arial" w:hAnsi="Arial" w:cs="Arial" w:eastAsia="Arial"/>
+                <w:b/>
+                <w:sz w:val="24"/>
+              </w:rPr>
+              <w:t>Pre-activities:</w:t>
+            </w:r>
+          </w:p>
+          <w:p>
+            <w:pPr>
+              <w:spacing w:before="0" w:after="0" w:line="360" w:lineRule="auto"/>
+            </w:pPr>
+            <w:r>
+              <w:rPr>
+                <w:rFonts w:ascii="Arial" w:hAnsi="Arial" w:cs="Arial" w:eastAsia="Arial"/>
+                <w:b w:val="0"/>
+                <w:sz w:val="24"/>
+              </w:rPr>
               <w:t>Review Week 5 practice vocabulary (part 1).</w:t>
-              <w:br/>
+            </w:r>
+          </w:p>
+          <w:p>
+            <w:pPr>
+              <w:spacing w:before="0" w:after="0" w:line="360" w:lineRule="auto"/>
+            </w:pPr>
+            <w:r>
+              <w:rPr>
+                <w:rFonts w:ascii="Arial" w:hAnsi="Arial" w:cs="Arial" w:eastAsia="Arial"/>
+                <w:b w:val="0"/>
+                <w:sz w:val="24"/>
+              </w:rPr>
               <w:t>brute force: Trying many passwords until one works</w:t>
-              <w:br/>
+            </w:r>
+          </w:p>
+          <w:p>
+            <w:pPr>
+              <w:spacing w:before="0" w:after="0" w:line="360" w:lineRule="auto"/>
+            </w:pPr>
+            <w:r>
+              <w:rPr>
+                <w:rFonts w:ascii="Arial" w:hAnsi="Arial" w:cs="Arial" w:eastAsia="Arial"/>
+                <w:b w:val="0"/>
+                <w:sz w:val="24"/>
+              </w:rPr>
               <w:t>DDoS: An attack that overloads a service with too much traffic</w:t>
-              <w:br/>
+            </w:r>
+          </w:p>
+          <w:p>
+            <w:pPr>
+              <w:spacing w:before="0" w:after="0" w:line="360" w:lineRule="auto"/>
+            </w:pPr>
+            <w:r>
+              <w:rPr>
+                <w:rFonts w:ascii="Arial" w:hAnsi="Arial" w:cs="Arial" w:eastAsia="Arial"/>
+                <w:b w:val="0"/>
+                <w:sz w:val="24"/>
+              </w:rPr>
               <w:t>firewall: A tool that helps block unsafe network traffic</w:t>
-              <w:br/>
+            </w:r>
+          </w:p>
+          <w:p>
+            <w:pPr>
+              <w:spacing w:before="0" w:after="0" w:line="360" w:lineRule="auto"/>
+            </w:pPr>
+            <w:r>
+              <w:rPr>
+                <w:rFonts w:ascii="Arial" w:hAnsi="Arial" w:cs="Arial" w:eastAsia="Arial"/>
+                <w:b w:val="0"/>
+                <w:sz w:val="24"/>
+              </w:rPr>
               <w:t>update: A change made during a loop or process</w:t>
-              <w:br/>
+            </w:r>
+          </w:p>
+          <w:p>
+            <w:pPr>
+              <w:spacing w:before="0" w:after="0" w:line="360" w:lineRule="auto"/>
+            </w:pPr>
+            <w:r>
+              <w:rPr>
+                <w:rFonts w:ascii="Arial" w:hAnsi="Arial" w:cs="Arial" w:eastAsia="Arial"/>
+                <w:b w:val="0"/>
+                <w:sz w:val="24"/>
+              </w:rPr>
               <w:t>Review brute force, DDoS, phishing, malware, firewall, and update.</w:t>
-              <w:br/>
-              <w:br/>
-              <w:t>While activities</w:t>
-              <w:br/>
-              <w:t>Practice identifying threats, choosing protections, and justifying answers before the graded cyber security scenario quiz. Use examples such as phishing, malware, weak password, suspicious download, and DDoS.</w:t>
-              <w:br/>
-              <w:br/>
-              <w:t>Post activities</w:t>
-              <w:br/>
+            </w:r>
+          </w:p>
+          <w:p>
+            <w:pPr>
+              <w:spacing w:before="0" w:after="0" w:line="360" w:lineRule="auto"/>
+            </w:pPr>
+            <w:r>
+              <w:rPr>
+                <w:rFonts w:ascii="Arial" w:hAnsi="Arial" w:cs="Arial" w:eastAsia="Arial"/>
+                <w:b/>
+                <w:sz w:val="24"/>
+              </w:rPr>
+              <w:t>While activities:</w:t>
+            </w:r>
+          </w:p>
+          <w:p>
+            <w:pPr>
+              <w:spacing w:before="0" w:after="0" w:line="360" w:lineRule="auto"/>
+            </w:pPr>
+            <w:r>
+              <w:rPr>
+                <w:rFonts w:ascii="Arial" w:hAnsi="Arial" w:cs="Arial" w:eastAsia="Arial"/>
+                <w:b w:val="0"/>
+                <w:sz w:val="24"/>
+              </w:rPr>
+              <w:t>Practice identifying threats, choosing protections, and justifying answers before the graded cyber security scenario quiz.</w:t>
+            </w:r>
+          </w:p>
+          <w:p>
+            <w:pPr>
+              <w:spacing w:before="0" w:after="0" w:line="360" w:lineRule="auto"/>
+            </w:pPr>
+            <w:r>
+              <w:rPr>
+                <w:rFonts w:ascii="Arial" w:hAnsi="Arial" w:cs="Arial" w:eastAsia="Arial"/>
+                <w:b w:val="0"/>
+                <w:sz w:val="24"/>
+              </w:rPr>
+              <w:t>Use examples such as phishing, malware, weak password, suspicious download, and DDoS.</w:t>
+            </w:r>
+          </w:p>
+          <w:p>
+            <w:pPr>
+              <w:spacing w:before="0" w:after="0" w:line="360" w:lineRule="auto"/>
+            </w:pPr>
+            <w:r>
+              <w:rPr>
+                <w:rFonts w:ascii="Arial" w:hAnsi="Arial" w:cs="Arial" w:eastAsia="Arial"/>
+                <w:b/>
+                <w:sz w:val="24"/>
+              </w:rPr>
+              <w:t>Post activities:</w:t>
+            </w:r>
+          </w:p>
+          <w:p>
+            <w:pPr>
+              <w:spacing w:before="0" w:after="0" w:line="360" w:lineRule="auto"/>
+            </w:pPr>
+            <w:r>
+              <w:rPr>
+                <w:rFonts w:ascii="Arial" w:hAnsi="Arial" w:cs="Arial" w:eastAsia="Arial"/>
+                <w:b w:val="0"/>
+                <w:sz w:val="24"/>
+              </w:rPr>
               <w:t>Correct one missed or uncertain practice scenario using notes.</w:t>
             </w:r>
           </w:p>
@@ -684,34 +1967,196 @@
               <w:bottom w:val="single" w:sz="4" w:space="0" w:color="auto"/>
               <w:right w:val="single" w:sz="4" w:space="0" w:color="auto"/>
             </w:tcBorders>
+            <w:vAlign w:val="top"/>
           </w:tcPr>
           <w:p>
-            <w:r>
-              <w:t>Topic:</w:t>
-              <w:br/>
+            <w:pPr>
+              <w:spacing w:before="0" w:after="0" w:line="360" w:lineRule="auto"/>
+            </w:pPr>
+            <w:r>
+              <w:rPr>
+                <w:rFonts w:ascii="Arial" w:hAnsi="Arial" w:cs="Arial" w:eastAsia="Arial"/>
+                <w:b/>
+                <w:sz w:val="24"/>
+              </w:rPr>
+              <w:t xml:space="preserve">Topic: </w:t>
+            </w:r>
+            <w:r>
+              <w:rPr>
+                <w:rFonts w:ascii="Arial" w:hAnsi="Arial" w:cs="Arial" w:eastAsia="Arial"/>
+                <w:b w:val="0"/>
+                <w:sz w:val="24"/>
+              </w:rPr>
               <w:t>Risk and impact</w:t>
-              <w:br/>
-              <w:br/>
-              <w:t>Pre-activities</w:t>
-              <w:br/>
+            </w:r>
+          </w:p>
+          <w:p>
+            <w:pPr>
+              <w:spacing w:before="0" w:after="0" w:line="360" w:lineRule="auto"/>
+            </w:pPr>
+            <w:r>
+              <w:rPr>
+                <w:rFonts w:ascii="Arial" w:hAnsi="Arial" w:cs="Arial" w:eastAsia="Arial"/>
+                <w:sz w:val="24"/>
+                <w:b/>
+                <w:bCs/>
+              </w:rPr>
+              <w:t>Class Objective:</w:t>
+            </w:r>
+          </w:p>
+          <w:p>
+            <w:pPr>
+              <w:spacing w:before="0" w:after="0" w:line="360" w:lineRule="auto"/>
+            </w:pPr>
+            <w:r>
+              <w:rPr>
+                <w:rFonts w:ascii="Arial" w:hAnsi="Arial" w:cs="Arial" w:eastAsia="Arial"/>
+                <w:sz w:val="24"/>
+              </w:rPr>
+              <w:t>Complete a 12-question scenario quiz where you identify the threat, choose the best protection, and justify 3 answers with one sentence each.</w:t>
+            </w:r>
+          </w:p>
+          <w:p>
+            <w:pPr>
+              <w:spacing w:before="0" w:after="0" w:line="360" w:lineRule="auto"/>
+            </w:pPr>
+            <w:r>
+              <w:rPr>
+                <w:rFonts w:ascii="Arial" w:hAnsi="Arial" w:cs="Arial" w:eastAsia="Arial"/>
+                <w:b/>
+                <w:sz w:val="24"/>
+              </w:rPr>
+              <w:t>Pre-activities:</w:t>
+            </w:r>
+          </w:p>
+          <w:p>
+            <w:pPr>
+              <w:spacing w:before="0" w:after="0" w:line="360" w:lineRule="auto"/>
+            </w:pPr>
+            <w:r>
+              <w:rPr>
+                <w:rFonts w:ascii="Arial" w:hAnsi="Arial" w:cs="Arial" w:eastAsia="Arial"/>
+                <w:b w:val="0"/>
+                <w:sz w:val="24"/>
+              </w:rPr>
               <w:t>Review Week 5 practice vocabulary (part 2).</w:t>
-              <w:br/>
+            </w:r>
+          </w:p>
+          <w:p>
+            <w:pPr>
+              <w:spacing w:before="0" w:after="0" w:line="360" w:lineRule="auto"/>
+            </w:pPr>
+            <w:r>
+              <w:rPr>
+                <w:rFonts w:ascii="Arial" w:hAnsi="Arial" w:cs="Arial" w:eastAsia="Arial"/>
+                <w:b w:val="0"/>
+                <w:sz w:val="24"/>
+              </w:rPr>
               <w:t>scenario: A short situation used for practice</w:t>
-              <w:br/>
+            </w:r>
+          </w:p>
+          <w:p>
+            <w:pPr>
+              <w:spacing w:before="0" w:after="0" w:line="360" w:lineRule="auto"/>
+            </w:pPr>
+            <w:r>
+              <w:rPr>
+                <w:rFonts w:ascii="Arial" w:hAnsi="Arial" w:cs="Arial" w:eastAsia="Arial"/>
+                <w:b w:val="0"/>
+                <w:sz w:val="24"/>
+              </w:rPr>
               <w:t>protection: A way to reduce risk or harm</w:t>
-              <w:br/>
+            </w:r>
+          </w:p>
+          <w:p>
+            <w:pPr>
+              <w:spacing w:before="0" w:after="0" w:line="360" w:lineRule="auto"/>
+            </w:pPr>
+            <w:r>
+              <w:rPr>
+                <w:rFonts w:ascii="Arial" w:hAnsi="Arial" w:cs="Arial" w:eastAsia="Arial"/>
+                <w:b w:val="0"/>
+                <w:sz w:val="24"/>
+              </w:rPr>
               <w:t>risk: A possible problem or danger</w:t>
-              <w:br/>
+            </w:r>
+          </w:p>
+          <w:p>
+            <w:pPr>
+              <w:spacing w:before="0" w:after="0" w:line="360" w:lineRule="auto"/>
+            </w:pPr>
+            <w:r>
+              <w:rPr>
+                <w:rFonts w:ascii="Arial" w:hAnsi="Arial" w:cs="Arial" w:eastAsia="Arial"/>
+                <w:b w:val="0"/>
+                <w:sz w:val="24"/>
+              </w:rPr>
               <w:t>Place 3 sample risks on a low/medium/high scale.</w:t>
-              <w:br/>
-              <w:br/>
-              <w:t>While activities</w:t>
-              <w:br/>
-              <w:t>Complete Daily Grade #3: Complete a 12-question scenario quiz where you identify the threat, choose the best protection, and justify 3 answers with one sentence each. Then compare security threats by probability and impact and create a draft risk map.</w:t>
-              <w:br/>
-              <w:br/>
-              <w:t>Post activities</w:t>
-              <w:br/>
+            </w:r>
+          </w:p>
+          <w:p>
+            <w:pPr>
+              <w:spacing w:before="0" w:after="0" w:line="360" w:lineRule="auto"/>
+            </w:pPr>
+            <w:r>
+              <w:rPr>
+                <w:rFonts w:ascii="Arial" w:hAnsi="Arial" w:cs="Arial" w:eastAsia="Arial"/>
+                <w:b/>
+                <w:sz w:val="24"/>
+              </w:rPr>
+              <w:t>While activities:</w:t>
+            </w:r>
+          </w:p>
+          <w:p>
+            <w:pPr>
+              <w:spacing w:before="0" w:after="0" w:line="360" w:lineRule="auto"/>
+            </w:pPr>
+            <w:r>
+              <w:rPr>
+                <w:rFonts w:ascii="Arial" w:hAnsi="Arial" w:cs="Arial" w:eastAsia="Arial"/>
+                <w:b w:val="0"/>
+                <w:sz w:val="24"/>
+                <w:highlight w:val="yellow"/>
+              </w:rPr>
+              <w:t>Complete Daily Grade #3: Complete a 12-question scenario quiz where you identify the threat, choose the best protection, and justify 3 answers with one sentence each.</w:t>
+            </w:r>
+          </w:p>
+          <w:p>
+            <w:pPr>
+              <w:spacing w:before="0" w:after="0" w:line="360" w:lineRule="auto"/>
+            </w:pPr>
+            <w:r>
+              <w:rPr>
+                <w:rFonts w:ascii="Arial" w:hAnsi="Arial" w:cs="Arial" w:eastAsia="Arial"/>
+                <w:b w:val="0"/>
+                <w:sz w:val="24"/>
+              </w:rPr>
+              <w:t>Then compare security threats by probability and impact and create a draft risk map.</w:t>
+            </w:r>
+          </w:p>
+          <w:p>
+            <w:pPr>
+              <w:spacing w:before="0" w:after="0" w:line="360" w:lineRule="auto"/>
+            </w:pPr>
+            <w:r>
+              <w:rPr>
+                <w:rFonts w:ascii="Arial" w:hAnsi="Arial" w:cs="Arial" w:eastAsia="Arial"/>
+                <w:b/>
+                <w:sz w:val="24"/>
+              </w:rPr>
+              <w:t>Post activities:</w:t>
+            </w:r>
+          </w:p>
+          <w:p>
+            <w:pPr>
+              <w:spacing w:before="0" w:after="0" w:line="360" w:lineRule="auto"/>
+            </w:pPr>
+            <w:r>
+              <w:rPr>
+                <w:rFonts w:ascii="Arial" w:hAnsi="Arial" w:cs="Arial" w:eastAsia="Arial"/>
+                <w:b w:val="0"/>
+                <w:sz w:val="24"/>
+              </w:rPr>
               <w:t>Write one recommendation based on the highest-risk item.</w:t>
             </w:r>
           </w:p>
@@ -730,10 +2175,37 @@
               <w:bottom w:val="single" w:sz="4" w:space="0" w:color="auto"/>
               <w:right w:val="single" w:sz="4" w:space="0" w:color="auto"/>
             </w:tcBorders>
+            <w:vAlign w:val="top"/>
           </w:tcPr>
           <w:p>
-            <w:r>
-              <w:t>Resources: Pen, pencil, technology notebook, student's email and password, Google Classroom, Freenove/Arduino kit, Arduino IDE, USB cable, breadboard and components, Tinkercad access, dataset or survey data, chart tool, cybersecurity scenario cards or worksheet, checklist or worksheet, project planning sheet, projector.</w:t>
+            <w:pPr>
+              <w:spacing w:line="360" w:lineRule="auto" w:before="0" w:after="0"/>
+            </w:pPr>
+            <w:r>
+              <w:rPr>
+                <w:rFonts w:ascii="Arial" w:hAnsi="Arial" w:cs="Arial" w:eastAsia="Arial"/>
+                <w:sz w:val="24"/>
+              </w:rPr>
+            </w:r>
+            <w:r>
+              <w:rPr>
+                <w:rFonts w:ascii="Arial" w:hAnsi="Arial" w:eastAsia="Arial" w:cs="Arial"/>
+                <w:b/>
+                <w:i w:val="0"/>
+                <w:sz w:val="24"/>
+                <w:u w:val="none"/>
+              </w:rPr>
+              <w:t xml:space="preserve">Resources: </w:t>
+            </w:r>
+            <w:r>
+              <w:rPr>
+                <w:rFonts w:ascii="Arial" w:hAnsi="Arial" w:eastAsia="Arial" w:cs="Arial"/>
+                <w:b w:val="0"/>
+                <w:i w:val="0"/>
+                <w:sz w:val="24"/>
+                <w:u w:val="none"/>
+              </w:rPr>
+              <w:t>Pen, pencil, technology notebook, student's computer, email and password</w:t>
             </w:r>
           </w:p>
         </w:tc>
@@ -746,10 +2218,37 @@
               <w:bottom w:val="single" w:sz="4" w:space="0" w:color="auto"/>
               <w:right w:val="single" w:sz="4" w:space="0" w:color="auto"/>
             </w:tcBorders>
+            <w:vAlign w:val="top"/>
           </w:tcPr>
           <w:p>
-            <w:r>
-              <w:t>Resources: Pen, pencil, technology notebook, student's email and password, Google Classroom, Freenove/Arduino kit, Arduino IDE, USB cable, breadboard and components, Tinkercad access, dataset or survey data, chart tool, cybersecurity scenario cards or worksheet, checklist or worksheet, project planning sheet, projector.</w:t>
+            <w:pPr>
+              <w:spacing w:line="360" w:lineRule="auto" w:before="0" w:after="0"/>
+            </w:pPr>
+            <w:r>
+              <w:rPr>
+                <w:rFonts w:ascii="Arial" w:hAnsi="Arial" w:cs="Arial" w:eastAsia="Arial"/>
+                <w:sz w:val="24"/>
+              </w:rPr>
+            </w:r>
+            <w:r>
+              <w:rPr>
+                <w:rFonts w:ascii="Arial" w:hAnsi="Arial" w:eastAsia="Arial" w:cs="Arial"/>
+                <w:b/>
+                <w:i w:val="0"/>
+                <w:sz w:val="24"/>
+                <w:u w:val="none"/>
+              </w:rPr>
+              <w:t xml:space="preserve">Resources: </w:t>
+            </w:r>
+            <w:r>
+              <w:rPr>
+                <w:rFonts w:ascii="Arial" w:hAnsi="Arial" w:eastAsia="Arial" w:cs="Arial"/>
+                <w:b w:val="0"/>
+                <w:i w:val="0"/>
+                <w:sz w:val="24"/>
+                <w:u w:val="none"/>
+              </w:rPr>
+              <w:t>Pen, pencil, technology notebook, student's computer, email and password</w:t>
             </w:r>
           </w:p>
         </w:tc>
@@ -765,9 +2264,30 @@
               <w:right w:val="single" w:sz="4" w:space="0" w:color="auto"/>
             </w:tcBorders>
             <w:shd w:val="clear" w:color="auto" w:fill="A8D08D"/>
+            <w:vAlign w:val="top"/>
           </w:tcPr>
           <w:p>
-            <w:r>
+            <w:pPr>
+              <w:jc w:val="center"/>
+              <w:spacing w:line="360" w:lineRule="auto" w:before="0" w:after="0"/>
+            </w:pPr>
+            <w:r>
+              <w:rPr>
+                <w:rFonts w:ascii="Arial" w:hAnsi="Arial" w:eastAsia="Arial" w:cs="Arial"/>
+                <w:b/>
+                <w:i w:val="0"/>
+                <w:sz w:val="24"/>
+                <w:u w:val="none"/>
+              </w:rPr>
+            </w:r>
+            <w:r>
+              <w:rPr>
+                <w:rFonts w:ascii="Arial" w:hAnsi="Arial" w:eastAsia="Arial" w:cs="Arial"/>
+                <w:b/>
+                <w:i w:val="0"/>
+                <w:sz w:val="24"/>
+                <w:u w:val="none"/>
+              </w:rPr>
               <w:t>9A, 9B day – 45min – October - Week 6</w:t>
             </w:r>
           </w:p>
@@ -782,9 +2302,30 @@
               <w:right w:val="single" w:sz="4" w:space="0" w:color="auto"/>
             </w:tcBorders>
             <w:shd w:val="clear" w:color="auto" w:fill="A8D08D"/>
+            <w:vAlign w:val="top"/>
           </w:tcPr>
           <w:p>
-            <w:r>
+            <w:pPr>
+              <w:jc w:val="center"/>
+              <w:spacing w:line="360" w:lineRule="auto" w:before="0" w:after="0"/>
+            </w:pPr>
+            <w:r>
+              <w:rPr>
+                <w:rFonts w:ascii="Arial" w:hAnsi="Arial" w:eastAsia="Arial" w:cs="Arial"/>
+                <w:b/>
+                <w:i w:val="0"/>
+                <w:sz w:val="24"/>
+                <w:u w:val="none"/>
+              </w:rPr>
+            </w:r>
+            <w:r>
+              <w:rPr>
+                <w:rFonts w:ascii="Arial" w:hAnsi="Arial" w:eastAsia="Arial" w:cs="Arial"/>
+                <w:b/>
+                <w:i w:val="0"/>
+                <w:sz w:val="24"/>
+                <w:u w:val="none"/>
+              </w:rPr>
               <w:t>9A, 9B day – 90 min – October - Week 6</w:t>
             </w:r>
           </w:p>
@@ -800,36 +2341,195 @@
               <w:bottom w:val="single" w:sz="4" w:space="0" w:color="auto"/>
               <w:right w:val="single" w:sz="4" w:space="0" w:color="auto"/>
             </w:tcBorders>
+            <w:vAlign w:val="top"/>
           </w:tcPr>
           <w:p>
-            <w:r>
-              <w:t>Topic:</w:t>
-              <w:br/>
+            <w:pPr>
+              <w:spacing w:before="0" w:after="0" w:line="360" w:lineRule="auto"/>
+            </w:pPr>
+            <w:r>
+              <w:rPr>
+                <w:rFonts w:ascii="Arial" w:hAnsi="Arial" w:cs="Arial" w:eastAsia="Arial"/>
+                <w:b/>
+                <w:sz w:val="24"/>
+              </w:rPr>
+              <w:t xml:space="preserve">Topic: </w:t>
+            </w:r>
+            <w:r>
+              <w:rPr>
+                <w:rFonts w:ascii="Arial" w:hAnsi="Arial" w:cs="Arial" w:eastAsia="Arial"/>
+                <w:b w:val="0"/>
+                <w:sz w:val="24"/>
+              </w:rPr>
               <w:t>STEM project problem selection</w:t>
-              <w:br/>
-              <w:br/>
-              <w:t>Pre-activities</w:t>
-              <w:br/>
+            </w:r>
+          </w:p>
+          <w:p>
+            <w:pPr>
+              <w:spacing w:before="0" w:after="0" w:line="360" w:lineRule="auto"/>
+            </w:pPr>
+            <w:r>
+              <w:rPr>
+                <w:rFonts w:ascii="Arial" w:hAnsi="Arial" w:cs="Arial" w:eastAsia="Arial"/>
+                <w:sz w:val="24"/>
+                <w:b/>
+                <w:bCs/>
+              </w:rPr>
+              <w:t>Class Objective:</w:t>
+            </w:r>
+          </w:p>
+          <w:p>
+            <w:pPr>
+              <w:spacing w:before="0" w:after="0" w:line="360" w:lineRule="auto"/>
+            </w:pPr>
+            <w:r>
+              <w:rPr>
+                <w:rFonts w:ascii="Arial" w:hAnsi="Arial" w:cs="Arial" w:eastAsia="Arial"/>
+                <w:sz w:val="24"/>
+              </w:rPr>
+              <w:t>Choose one STEM project problem and identify users, constraints, possible data, and possible prototype tools, such as Tinkercad for a model, Arduino/Freenove for a simple signal.</w:t>
+            </w:r>
+          </w:p>
+          <w:p>
+            <w:pPr>
+              <w:spacing w:before="0" w:after="0" w:line="360" w:lineRule="auto"/>
+            </w:pPr>
+            <w:r>
+              <w:rPr>
+                <w:rFonts w:ascii="Arial" w:hAnsi="Arial" w:cs="Arial" w:eastAsia="Arial"/>
+                <w:b/>
+                <w:sz w:val="24"/>
+              </w:rPr>
+              <w:t>Pre-activities:</w:t>
+            </w:r>
+          </w:p>
+          <w:p>
+            <w:pPr>
+              <w:spacing w:before="0" w:after="0" w:line="360" w:lineRule="auto"/>
+            </w:pPr>
+            <w:r>
+              <w:rPr>
+                <w:rFonts w:ascii="Arial" w:hAnsi="Arial" w:cs="Arial" w:eastAsia="Arial"/>
+                <w:b w:val="0"/>
+                <w:sz w:val="24"/>
+              </w:rPr>
               <w:t>Review Week 6 practice vocabulary (part 1).</w:t>
-              <w:br/>
+            </w:r>
+          </w:p>
+          <w:p>
+            <w:pPr>
+              <w:spacing w:before="0" w:after="0" w:line="360" w:lineRule="auto"/>
+            </w:pPr>
+            <w:r>
+              <w:rPr>
+                <w:rFonts w:ascii="Arial" w:hAnsi="Arial" w:cs="Arial" w:eastAsia="Arial"/>
+                <w:b w:val="0"/>
+                <w:sz w:val="24"/>
+              </w:rPr>
               <w:t>problem statement: A clear sentence explaining the problem</w:t>
-              <w:br/>
+            </w:r>
+          </w:p>
+          <w:p>
+            <w:pPr>
+              <w:spacing w:before="0" w:after="0" w:line="360" w:lineRule="auto"/>
+            </w:pPr>
+            <w:r>
+              <w:rPr>
+                <w:rFonts w:ascii="Arial" w:hAnsi="Arial" w:cs="Arial" w:eastAsia="Arial"/>
+                <w:b w:val="0"/>
+                <w:sz w:val="24"/>
+              </w:rPr>
               <w:t>user: A person who uses a product or system</w:t>
-              <w:br/>
+            </w:r>
+          </w:p>
+          <w:p>
+            <w:pPr>
+              <w:spacing w:before="0" w:after="0" w:line="360" w:lineRule="auto"/>
+            </w:pPr>
+            <w:r>
+              <w:rPr>
+                <w:rFonts w:ascii="Arial" w:hAnsi="Arial" w:cs="Arial" w:eastAsia="Arial"/>
+                <w:b w:val="0"/>
+                <w:sz w:val="24"/>
+              </w:rPr>
               <w:t>constraint: A limit or rule for a project</w:t>
-              <w:br/>
+            </w:r>
+          </w:p>
+          <w:p>
+            <w:pPr>
+              <w:spacing w:before="0" w:after="0" w:line="360" w:lineRule="auto"/>
+            </w:pPr>
+            <w:r>
+              <w:rPr>
+                <w:rFonts w:ascii="Arial" w:hAnsi="Arial" w:cs="Arial" w:eastAsia="Arial"/>
+                <w:b w:val="0"/>
+                <w:sz w:val="24"/>
+              </w:rPr>
               <w:t>prototype tool: A tool used to make or test an early version</w:t>
-              <w:br/>
+            </w:r>
+          </w:p>
+          <w:p>
+            <w:pPr>
+              <w:spacing w:before="0" w:after="0" w:line="360" w:lineRule="auto"/>
+            </w:pPr>
+            <w:r>
+              <w:rPr>
+                <w:rFonts w:ascii="Arial" w:hAnsi="Arial" w:cs="Arial" w:eastAsia="Arial"/>
+                <w:b w:val="0"/>
+                <w:sz w:val="24"/>
+              </w:rPr>
               <w:t>List problems connected to land, sea, air, school life, health, safety, or environment.</w:t>
-              <w:br/>
-              <w:br/>
-              <w:t>While activities</w:t>
-              <w:br/>
+            </w:r>
+          </w:p>
+          <w:p>
+            <w:pPr>
+              <w:spacing w:before="0" w:after="0" w:line="360" w:lineRule="auto"/>
+            </w:pPr>
+            <w:r>
+              <w:rPr>
+                <w:rFonts w:ascii="Arial" w:hAnsi="Arial" w:cs="Arial" w:eastAsia="Arial"/>
+                <w:b/>
+                <w:sz w:val="24"/>
+              </w:rPr>
+              <w:t>While activities:</w:t>
+            </w:r>
+          </w:p>
+          <w:p>
+            <w:pPr>
+              <w:spacing w:before="0" w:after="0" w:line="360" w:lineRule="auto"/>
+            </w:pPr>
+            <w:r>
+              <w:rPr>
+                <w:rFonts w:ascii="Arial" w:hAnsi="Arial" w:cs="Arial" w:eastAsia="Arial"/>
+                <w:b w:val="0"/>
+                <w:sz w:val="24"/>
+              </w:rPr>
               <w:t>Choose one STEM project problem and identify users, constraints, possible data, and possible prototype tools, such as Tinkercad for a model, Arduino/Freenove for a simple signal, or Google tools for documentation.</w:t>
-              <w:br/>
-              <w:br/>
-              <w:t>Post activities</w:t>
-              <w:br/>
+            </w:r>
+          </w:p>
+          <w:p>
+            <w:pPr>
+              <w:spacing w:before="0" w:after="0" w:line="360" w:lineRule="auto"/>
+            </w:pPr>
+            <w:r>
+              <w:rPr>
+                <w:rFonts w:ascii="Arial" w:hAnsi="Arial" w:cs="Arial" w:eastAsia="Arial"/>
+                <w:b/>
+                <w:sz w:val="24"/>
+              </w:rPr>
+              <w:t>Post activities:</w:t>
+            </w:r>
+          </w:p>
+          <w:p>
+            <w:pPr>
+              <w:spacing w:before="0" w:after="0" w:line="360" w:lineRule="auto"/>
+            </w:pPr>
+            <w:r>
+              <w:rPr>
+                <w:rFonts w:ascii="Arial" w:hAnsi="Arial" w:cs="Arial" w:eastAsia="Arial"/>
+                <w:b w:val="0"/>
+                <w:sz w:val="24"/>
+              </w:rPr>
               <w:t>Submit the problem statement in Google Classroom for feedback.</w:t>
             </w:r>
           </w:p>
@@ -843,35 +2543,197 @@
               <w:bottom w:val="single" w:sz="4" w:space="0" w:color="auto"/>
               <w:right w:val="single" w:sz="4" w:space="0" w:color="auto"/>
             </w:tcBorders>
+            <w:vAlign w:val="top"/>
           </w:tcPr>
           <w:p>
-            <w:r>
-              <w:t>Topic:</w:t>
-              <w:br/>
+            <w:pPr>
+              <w:spacing w:before="0" w:after="0" w:line="360" w:lineRule="auto"/>
+            </w:pPr>
+            <w:r>
+              <w:rPr>
+                <w:rFonts w:ascii="Arial" w:hAnsi="Arial" w:cs="Arial" w:eastAsia="Arial"/>
+                <w:b/>
+                <w:sz w:val="24"/>
+              </w:rPr>
+              <w:t xml:space="preserve">Topic: </w:t>
+            </w:r>
+            <w:r>
+              <w:rPr>
+                <w:rFonts w:ascii="Arial" w:hAnsi="Arial" w:cs="Arial" w:eastAsia="Arial"/>
+                <w:b w:val="0"/>
+                <w:sz w:val="24"/>
+              </w:rPr>
               <w:t>STEM prototype planning</w:t>
-              <w:br/>
-              <w:br/>
-              <w:t>Pre-activities</w:t>
-              <w:br/>
+            </w:r>
+          </w:p>
+          <w:p>
+            <w:pPr>
+              <w:spacing w:before="0" w:after="0" w:line="360" w:lineRule="auto"/>
+            </w:pPr>
+            <w:r>
+              <w:rPr>
+                <w:rFonts w:ascii="Arial" w:hAnsi="Arial" w:cs="Arial" w:eastAsia="Arial"/>
+                <w:sz w:val="24"/>
+                <w:b/>
+                <w:bCs/>
+              </w:rPr>
+              <w:t>Class Objective:</w:t>
+            </w:r>
+          </w:p>
+          <w:p>
+            <w:pPr>
+              <w:spacing w:before="0" w:after="0" w:line="360" w:lineRule="auto"/>
+            </w:pPr>
+            <w:r>
+              <w:rPr>
+                <w:rFonts w:ascii="Arial" w:hAnsi="Arial" w:cs="Arial" w:eastAsia="Arial"/>
+                <w:sz w:val="24"/>
+              </w:rPr>
+              <w:t>Complete a self-reflection about effort, organization, safe material use, perseverance, and how you responded to feedback during STEM planning.</w:t>
+            </w:r>
+          </w:p>
+          <w:p>
+            <w:pPr>
+              <w:spacing w:before="0" w:after="0" w:line="360" w:lineRule="auto"/>
+            </w:pPr>
+            <w:r>
+              <w:rPr>
+                <w:rFonts w:ascii="Arial" w:hAnsi="Arial" w:cs="Arial" w:eastAsia="Arial"/>
+                <w:b/>
+                <w:sz w:val="24"/>
+              </w:rPr>
+              <w:t>Pre-activities:</w:t>
+            </w:r>
+          </w:p>
+          <w:p>
+            <w:pPr>
+              <w:spacing w:before="0" w:after="0" w:line="360" w:lineRule="auto"/>
+            </w:pPr>
+            <w:r>
+              <w:rPr>
+                <w:rFonts w:ascii="Arial" w:hAnsi="Arial" w:cs="Arial" w:eastAsia="Arial"/>
+                <w:b w:val="0"/>
+                <w:sz w:val="24"/>
+              </w:rPr>
               <w:t>Review Week 6 practice vocabulary (part 2).</w:t>
-              <w:br/>
+            </w:r>
+          </w:p>
+          <w:p>
+            <w:pPr>
+              <w:spacing w:before="0" w:after="0" w:line="360" w:lineRule="auto"/>
+            </w:pPr>
+            <w:r>
+              <w:rPr>
+                <w:rFonts w:ascii="Arial" w:hAnsi="Arial" w:cs="Arial" w:eastAsia="Arial"/>
+                <w:b w:val="0"/>
+                <w:sz w:val="24"/>
+              </w:rPr>
               <w:t>logbook: A record of project notes and tests</w:t>
-              <w:br/>
+            </w:r>
+          </w:p>
+          <w:p>
+            <w:pPr>
+              <w:spacing w:before="0" w:after="0" w:line="360" w:lineRule="auto"/>
+            </w:pPr>
+            <w:r>
+              <w:rPr>
+                <w:rFonts w:ascii="Arial" w:hAnsi="Arial" w:cs="Arial" w:eastAsia="Arial"/>
+                <w:b w:val="0"/>
+                <w:sz w:val="24"/>
+              </w:rPr>
               <w:t>material: An item or part used for work</w:t>
-              <w:br/>
+            </w:r>
+          </w:p>
+          <w:p>
+            <w:pPr>
+              <w:spacing w:before="0" w:after="0" w:line="360" w:lineRule="auto"/>
+            </w:pPr>
+            <w:r>
+              <w:rPr>
+                <w:rFonts w:ascii="Arial" w:hAnsi="Arial" w:cs="Arial" w:eastAsia="Arial"/>
+                <w:b w:val="0"/>
+                <w:sz w:val="24"/>
+              </w:rPr>
               <w:t>test: To try something and check what happens</w:t>
-              <w:br/>
+            </w:r>
+          </w:p>
+          <w:p>
+            <w:pPr>
+              <w:spacing w:before="0" w:after="0" w:line="360" w:lineRule="auto"/>
+            </w:pPr>
+            <w:r>
+              <w:rPr>
+                <w:rFonts w:ascii="Arial" w:hAnsi="Arial" w:cs="Arial" w:eastAsia="Arial"/>
+                <w:b w:val="0"/>
+                <w:sz w:val="24"/>
+              </w:rPr>
               <w:t>Review the project logbook sections: problem, research, design, build, test, improve, reflect.</w:t>
-              <w:br/>
-              <w:br/>
-              <w:t>While activities</w:t>
-              <w:br/>
-              <w:t>Create a first STEM project plan with goal, roles, materials, digital tools, sketch or Tinkercad concept, and 3 planned tests, such as Does it show the idea clearly?, Does it meet the user need?, and Can another student understand it?</w:t>
-              <w:br/>
-              <w:br/>
-              <w:t>Post activities</w:t>
-              <w:br/>
-              <w:t>Update the logbook with one feedback note.</w:t>
+            </w:r>
+          </w:p>
+          <w:p>
+            <w:pPr>
+              <w:spacing w:before="0" w:after="0" w:line="360" w:lineRule="auto"/>
+            </w:pPr>
+            <w:r>
+              <w:rPr>
+                <w:rFonts w:ascii="Arial" w:hAnsi="Arial" w:cs="Arial" w:eastAsia="Arial"/>
+                <w:b/>
+                <w:sz w:val="24"/>
+              </w:rPr>
+              <w:t>While activities:</w:t>
+            </w:r>
+          </w:p>
+          <w:p>
+            <w:pPr>
+              <w:spacing w:before="0" w:after="0" w:line="360" w:lineRule="auto"/>
+            </w:pPr>
+            <w:r>
+              <w:rPr>
+                <w:rFonts w:ascii="Arial" w:hAnsi="Arial" w:cs="Arial" w:eastAsia="Arial"/>
+                <w:b w:val="0"/>
+                <w:sz w:val="24"/>
+                <w:highlight w:val="yellow"/>
+              </w:rPr>
+              <w:t>Complete Appreciation Grade #2: Complete a self-reflection about effort, organization, safe material use, perseverance, and how you responded to feedback during STEM planning.</w:t>
+            </w:r>
+          </w:p>
+          <w:p>
+            <w:pPr>
+              <w:spacing w:before="0" w:after="0" w:line="360" w:lineRule="auto"/>
+            </w:pPr>
+            <w:r>
+              <w:rPr>
+                <w:rFonts w:ascii="Arial" w:hAnsi="Arial" w:cs="Arial" w:eastAsia="Arial"/>
+                <w:b w:val="0"/>
+                <w:sz w:val="24"/>
+              </w:rPr>
+              <w:t>Then create a first STEM project plan with goal, roles, materials, digital tools, sketch or Tinkercad concept, and 3 planned tests.</w:t>
+            </w:r>
+          </w:p>
+          <w:p>
+            <w:pPr>
+              <w:spacing w:before="0" w:after="0" w:line="360" w:lineRule="auto"/>
+            </w:pPr>
+            <w:r>
+              <w:rPr>
+                <w:rFonts w:ascii="Arial" w:hAnsi="Arial" w:cs="Arial" w:eastAsia="Arial"/>
+                <w:b/>
+                <w:sz w:val="24"/>
+              </w:rPr>
+              <w:t>Post activities:</w:t>
+            </w:r>
+          </w:p>
+          <w:p>
+            <w:pPr>
+              <w:spacing w:before="0" w:after="0" w:line="360" w:lineRule="auto"/>
+            </w:pPr>
+            <w:r>
+              <w:rPr>
+                <w:rFonts w:ascii="Arial" w:hAnsi="Arial" w:cs="Arial" w:eastAsia="Arial"/>
+                <w:b w:val="0"/>
+                <w:sz w:val="24"/>
+              </w:rPr>
+              <w:t>Update the logbook with one feedback note and one habit goal for the project build.</w:t>
             </w:r>
           </w:p>
         </w:tc>
@@ -886,10 +2748,37 @@
               <w:bottom w:val="single" w:sz="4" w:space="0" w:color="auto"/>
               <w:right w:val="single" w:sz="4" w:space="0" w:color="auto"/>
             </w:tcBorders>
+            <w:vAlign w:val="top"/>
           </w:tcPr>
           <w:p>
-            <w:r>
-              <w:t>Resources: Pen, pencil, technology notebook, student's email and password, Google Classroom, Freenove/Arduino kit, Arduino IDE, USB cable, breadboard and components, Tinkercad access, dataset or survey data, chart tool, cybersecurity scenario cards or worksheet, checklist or worksheet, project planning sheet, projector.</w:t>
+            <w:pPr>
+              <w:spacing w:line="360" w:lineRule="auto" w:before="0" w:after="0"/>
+            </w:pPr>
+            <w:r>
+              <w:rPr>
+                <w:rFonts w:ascii="Arial" w:hAnsi="Arial" w:cs="Arial" w:eastAsia="Arial"/>
+                <w:sz w:val="24"/>
+              </w:rPr>
+            </w:r>
+            <w:r>
+              <w:rPr>
+                <w:rFonts w:ascii="Arial" w:hAnsi="Arial" w:eastAsia="Arial" w:cs="Arial"/>
+                <w:b/>
+                <w:i w:val="0"/>
+                <w:sz w:val="24"/>
+                <w:u w:val="none"/>
+              </w:rPr>
+              <w:t xml:space="preserve">Resources: </w:t>
+            </w:r>
+            <w:r>
+              <w:rPr>
+                <w:rFonts w:ascii="Arial" w:hAnsi="Arial" w:eastAsia="Arial" w:cs="Arial"/>
+                <w:b w:val="0"/>
+                <w:i w:val="0"/>
+                <w:sz w:val="24"/>
+                <w:u w:val="none"/>
+              </w:rPr>
+              <w:t>Pen, pencil, technology notebook, student's computer, email and password</w:t>
             </w:r>
           </w:p>
         </w:tc>
@@ -902,10 +2791,37 @@
               <w:bottom w:val="single" w:sz="4" w:space="0" w:color="auto"/>
               <w:right w:val="single" w:sz="4" w:space="0" w:color="auto"/>
             </w:tcBorders>
+            <w:vAlign w:val="top"/>
           </w:tcPr>
           <w:p>
-            <w:r>
-              <w:t>Resources: Pen, pencil, technology notebook, student's email and password, Google Classroom, Freenove/Arduino kit, Arduino IDE, USB cable, breadboard and components, Tinkercad access, dataset or survey data, chart tool, cybersecurity scenario cards or worksheet, checklist or worksheet, project planning sheet, projector.</w:t>
+            <w:pPr>
+              <w:spacing w:line="360" w:lineRule="auto" w:before="0" w:after="0"/>
+            </w:pPr>
+            <w:r>
+              <w:rPr>
+                <w:rFonts w:ascii="Arial" w:hAnsi="Arial" w:cs="Arial" w:eastAsia="Arial"/>
+                <w:sz w:val="24"/>
+              </w:rPr>
+            </w:r>
+            <w:r>
+              <w:rPr>
+                <w:rFonts w:ascii="Arial" w:hAnsi="Arial" w:eastAsia="Arial" w:cs="Arial"/>
+                <w:b/>
+                <w:i w:val="0"/>
+                <w:sz w:val="24"/>
+                <w:u w:val="none"/>
+              </w:rPr>
+              <w:t xml:space="preserve">Resources: </w:t>
+            </w:r>
+            <w:r>
+              <w:rPr>
+                <w:rFonts w:ascii="Arial" w:hAnsi="Arial" w:eastAsia="Arial" w:cs="Arial"/>
+                <w:b w:val="0"/>
+                <w:i w:val="0"/>
+                <w:sz w:val="24"/>
+                <w:u w:val="none"/>
+              </w:rPr>
+              <w:t>Pen, pencil, technology notebook, student's computer, email and password</w:t>
             </w:r>
           </w:p>
         </w:tc>
@@ -921,9 +2837,30 @@
               <w:right w:val="single" w:sz="4" w:space="0" w:color="auto"/>
             </w:tcBorders>
             <w:shd w:val="clear" w:color="auto" w:fill="A8D08D"/>
+            <w:vAlign w:val="top"/>
           </w:tcPr>
           <w:p>
-            <w:r>
+            <w:pPr>
+              <w:jc w:val="center"/>
+              <w:spacing w:line="360" w:lineRule="auto" w:before="0" w:after="0"/>
+            </w:pPr>
+            <w:r>
+              <w:rPr>
+                <w:rFonts w:ascii="Arial" w:hAnsi="Arial" w:eastAsia="Arial" w:cs="Arial"/>
+                <w:b/>
+                <w:i w:val="0"/>
+                <w:sz w:val="24"/>
+                <w:u w:val="none"/>
+              </w:rPr>
+            </w:r>
+            <w:r>
+              <w:rPr>
+                <w:rFonts w:ascii="Arial" w:hAnsi="Arial" w:eastAsia="Arial" w:cs="Arial"/>
+                <w:b/>
+                <w:i w:val="0"/>
+                <w:sz w:val="24"/>
+                <w:u w:val="none"/>
+              </w:rPr>
               <w:t>9A, 9B day – 45min – October - Week 7</w:t>
             </w:r>
           </w:p>
@@ -938,9 +2875,30 @@
               <w:right w:val="single" w:sz="4" w:space="0" w:color="auto"/>
             </w:tcBorders>
             <w:shd w:val="clear" w:color="auto" w:fill="A8D08D"/>
+            <w:vAlign w:val="top"/>
           </w:tcPr>
           <w:p>
-            <w:r>
+            <w:pPr>
+              <w:jc w:val="center"/>
+              <w:spacing w:line="360" w:lineRule="auto" w:before="0" w:after="0"/>
+            </w:pPr>
+            <w:r>
+              <w:rPr>
+                <w:rFonts w:ascii="Arial" w:hAnsi="Arial" w:eastAsia="Arial" w:cs="Arial"/>
+                <w:b/>
+                <w:i w:val="0"/>
+                <w:sz w:val="24"/>
+                <w:u w:val="none"/>
+              </w:rPr>
+            </w:r>
+            <w:r>
+              <w:rPr>
+                <w:rFonts w:ascii="Arial" w:hAnsi="Arial" w:eastAsia="Arial" w:cs="Arial"/>
+                <w:b/>
+                <w:i w:val="0"/>
+                <w:sz w:val="24"/>
+                <w:u w:val="none"/>
+              </w:rPr>
               <w:t>9A, 9B day – 90 min – October - Week 7</w:t>
             </w:r>
           </w:p>
@@ -956,34 +2914,182 @@
               <w:bottom w:val="single" w:sz="4" w:space="0" w:color="auto"/>
               <w:right w:val="single" w:sz="4" w:space="0" w:color="auto"/>
             </w:tcBorders>
+            <w:vAlign w:val="top"/>
           </w:tcPr>
           <w:p>
-            <w:r>
-              <w:t>Topic:</w:t>
-              <w:br/>
+            <w:pPr>
+              <w:spacing w:before="0" w:after="0" w:line="360" w:lineRule="auto"/>
+            </w:pPr>
+            <w:r>
+              <w:rPr>
+                <w:rFonts w:ascii="Arial" w:hAnsi="Arial" w:cs="Arial" w:eastAsia="Arial"/>
+                <w:b/>
+                <w:sz w:val="24"/>
+              </w:rPr>
+              <w:t xml:space="preserve">Topic: </w:t>
+            </w:r>
+            <w:r>
+              <w:rPr>
+                <w:rFonts w:ascii="Arial" w:hAnsi="Arial" w:cs="Arial" w:eastAsia="Arial"/>
+                <w:b w:val="0"/>
+                <w:sz w:val="24"/>
+              </w:rPr>
               <w:t>Risk map final</w:t>
-              <w:br/>
-              <w:br/>
-              <w:t>Pre-activities</w:t>
-              <w:br/>
+            </w:r>
+          </w:p>
+          <w:p>
+            <w:pPr>
+              <w:spacing w:before="0" w:after="0" w:line="360" w:lineRule="auto"/>
+            </w:pPr>
+            <w:r>
+              <w:rPr>
+                <w:rFonts w:ascii="Arial" w:hAnsi="Arial" w:cs="Arial" w:eastAsia="Arial"/>
+                <w:sz w:val="24"/>
+                <w:b/>
+                <w:bCs/>
+              </w:rPr>
+              <w:t>Class Objective:</w:t>
+            </w:r>
+          </w:p>
+          <w:p>
+            <w:pPr>
+              <w:spacing w:before="0" w:after="0" w:line="360" w:lineRule="auto"/>
+            </w:pPr>
+            <w:r>
+              <w:rPr>
+                <w:rFonts w:ascii="Arial" w:hAnsi="Arial" w:cs="Arial" w:eastAsia="Arial"/>
+                <w:sz w:val="24"/>
+              </w:rPr>
+              <w:t>Practice creating a risk map with risks, probability, impact, protection strategy, and a priority recommendation before the graded map.</w:t>
+            </w:r>
+          </w:p>
+          <w:p>
+            <w:pPr>
+              <w:spacing w:before="0" w:after="0" w:line="360" w:lineRule="auto"/>
+            </w:pPr>
+            <w:r>
+              <w:rPr>
+                <w:rFonts w:ascii="Arial" w:hAnsi="Arial" w:cs="Arial" w:eastAsia="Arial"/>
+                <w:b/>
+                <w:sz w:val="24"/>
+              </w:rPr>
+              <w:t>Pre-activities:</w:t>
+            </w:r>
+          </w:p>
+          <w:p>
+            <w:pPr>
+              <w:spacing w:before="0" w:after="0" w:line="360" w:lineRule="auto"/>
+            </w:pPr>
+            <w:r>
+              <w:rPr>
+                <w:rFonts w:ascii="Arial" w:hAnsi="Arial" w:cs="Arial" w:eastAsia="Arial"/>
+                <w:b w:val="0"/>
+                <w:sz w:val="24"/>
+              </w:rPr>
               <w:t>Review Week 7 practice vocabulary (part 1).</w:t>
-              <w:br/>
+            </w:r>
+          </w:p>
+          <w:p>
+            <w:pPr>
+              <w:spacing w:before="0" w:after="0" w:line="360" w:lineRule="auto"/>
+            </w:pPr>
+            <w:r>
+              <w:rPr>
+                <w:rFonts w:ascii="Arial" w:hAnsi="Arial" w:cs="Arial" w:eastAsia="Arial"/>
+                <w:b w:val="0"/>
+                <w:sz w:val="24"/>
+              </w:rPr>
               <w:t>probability: How likely something is to happen</w:t>
-              <w:br/>
+            </w:r>
+          </w:p>
+          <w:p>
+            <w:pPr>
+              <w:spacing w:before="0" w:after="0" w:line="360" w:lineRule="auto"/>
+            </w:pPr>
+            <w:r>
+              <w:rPr>
+                <w:rFonts w:ascii="Arial" w:hAnsi="Arial" w:cs="Arial" w:eastAsia="Arial"/>
+                <w:b w:val="0"/>
+                <w:sz w:val="24"/>
+              </w:rPr>
               <w:t>impact: How serious the result would be</w:t>
-              <w:br/>
+            </w:r>
+          </w:p>
+          <w:p>
+            <w:pPr>
+              <w:spacing w:before="0" w:after="0" w:line="360" w:lineRule="auto"/>
+            </w:pPr>
+            <w:r>
+              <w:rPr>
+                <w:rFonts w:ascii="Arial" w:hAnsi="Arial" w:cs="Arial" w:eastAsia="Arial"/>
+                <w:b w:val="0"/>
+                <w:sz w:val="24"/>
+              </w:rPr>
               <w:t>risk map: A chart that compares risks</w:t>
-              <w:br/>
+            </w:r>
+          </w:p>
+          <w:p>
+            <w:pPr>
+              <w:spacing w:before="0" w:after="0" w:line="360" w:lineRule="auto"/>
+            </w:pPr>
+            <w:r>
+              <w:rPr>
+                <w:rFonts w:ascii="Arial" w:hAnsi="Arial" w:cs="Arial" w:eastAsia="Arial"/>
+                <w:b w:val="0"/>
+                <w:sz w:val="24"/>
+              </w:rPr>
               <w:t>Review what makes a recommendation evidence-based.</w:t>
-              <w:br/>
-              <w:br/>
-              <w:t>While activities</w:t>
-              <w:br/>
+            </w:r>
+          </w:p>
+          <w:p>
+            <w:pPr>
+              <w:spacing w:before="0" w:after="0" w:line="360" w:lineRule="auto"/>
+            </w:pPr>
+            <w:r>
+              <w:rPr>
+                <w:rFonts w:ascii="Arial" w:hAnsi="Arial" w:cs="Arial" w:eastAsia="Arial"/>
+                <w:b/>
+                <w:sz w:val="24"/>
+              </w:rPr>
+              <w:t>While activities:</w:t>
+            </w:r>
+          </w:p>
+          <w:p>
+            <w:pPr>
+              <w:spacing w:before="0" w:after="0" w:line="360" w:lineRule="auto"/>
+            </w:pPr>
+            <w:r>
+              <w:rPr>
+                <w:rFonts w:ascii="Arial" w:hAnsi="Arial" w:cs="Arial" w:eastAsia="Arial"/>
+                <w:b w:val="0"/>
+                <w:sz w:val="24"/>
+              </w:rPr>
               <w:t>Practice creating a risk map with risks, probability, impact, protection strategy, and a priority recommendation before the graded map.</w:t>
-              <w:br/>
-              <w:br/>
-              <w:t>Post activities</w:t>
-              <w:br/>
+            </w:r>
+          </w:p>
+          <w:p>
+            <w:pPr>
+              <w:spacing w:before="0" w:after="0" w:line="360" w:lineRule="auto"/>
+            </w:pPr>
+            <w:r>
+              <w:rPr>
+                <w:rFonts w:ascii="Arial" w:hAnsi="Arial" w:cs="Arial" w:eastAsia="Arial"/>
+                <w:b/>
+                <w:sz w:val="24"/>
+              </w:rPr>
+              <w:t>Post activities:</w:t>
+            </w:r>
+          </w:p>
+          <w:p>
+            <w:pPr>
+              <w:spacing w:before="0" w:after="0" w:line="360" w:lineRule="auto"/>
+            </w:pPr>
+            <w:r>
+              <w:rPr>
+                <w:rFonts w:ascii="Arial" w:hAnsi="Arial" w:cs="Arial" w:eastAsia="Arial"/>
+                <w:b w:val="0"/>
+                <w:sz w:val="24"/>
+              </w:rPr>
               <w:t>Underline the highest-priority practice risk.</w:t>
             </w:r>
           </w:p>
@@ -997,35 +3103,210 @@
               <w:bottom w:val="single" w:sz="4" w:space="0" w:color="auto"/>
               <w:right w:val="single" w:sz="4" w:space="0" w:color="auto"/>
             </w:tcBorders>
+            <w:vAlign w:val="top"/>
           </w:tcPr>
           <w:p>
-            <w:r>
-              <w:t>Topic:</w:t>
-              <w:br/>
+            <w:pPr>
+              <w:spacing w:before="0" w:after="0" w:line="360" w:lineRule="auto"/>
+            </w:pPr>
+            <w:r>
+              <w:rPr>
+                <w:rFonts w:ascii="Arial" w:hAnsi="Arial" w:cs="Arial" w:eastAsia="Arial"/>
+                <w:b/>
+                <w:sz w:val="24"/>
+              </w:rPr>
+              <w:t xml:space="preserve">Topic: </w:t>
+            </w:r>
+            <w:r>
+              <w:rPr>
+                <w:rFonts w:ascii="Arial" w:hAnsi="Arial" w:cs="Arial" w:eastAsia="Arial"/>
+                <w:b w:val="0"/>
+                <w:sz w:val="24"/>
+              </w:rPr>
               <w:t>STEM design refinement</w:t>
-              <w:br/>
-              <w:br/>
-              <w:t>Pre-activities</w:t>
-              <w:br/>
+            </w:r>
+          </w:p>
+          <w:p>
+            <w:pPr>
+              <w:spacing w:before="0" w:after="0" w:line="360" w:lineRule="auto"/>
+            </w:pPr>
+            <w:r>
+              <w:rPr>
+                <w:rFonts w:ascii="Arial" w:hAnsi="Arial" w:cs="Arial" w:eastAsia="Arial"/>
+                <w:sz w:val="24"/>
+                <w:b/>
+                <w:bCs/>
+              </w:rPr>
+              <w:t>Class Objective:</w:t>
+            </w:r>
+          </w:p>
+          <w:p>
+            <w:pPr>
+              <w:spacing w:before="0" w:after="0" w:line="360" w:lineRule="auto"/>
+            </w:pPr>
+            <w:r>
+              <w:rPr>
+                <w:rFonts w:ascii="Arial" w:hAnsi="Arial" w:cs="Arial" w:eastAsia="Arial"/>
+                <w:sz w:val="24"/>
+              </w:rPr>
+              <w:t>Create a risk map with 6 risks, probability rating, impact rating, protection strategy, and one priority recommendation paragraph.</w:t>
+            </w:r>
+          </w:p>
+          <w:p>
+            <w:pPr>
+              <w:spacing w:before="0" w:after="0" w:line="360" w:lineRule="auto"/>
+            </w:pPr>
+            <w:r>
+              <w:rPr>
+                <w:rFonts w:ascii="Arial" w:hAnsi="Arial" w:cs="Arial" w:eastAsia="Arial"/>
+                <w:b/>
+                <w:sz w:val="24"/>
+              </w:rPr>
+              <w:t>Pre-activities:</w:t>
+            </w:r>
+          </w:p>
+          <w:p>
+            <w:pPr>
+              <w:spacing w:before="0" w:after="0" w:line="360" w:lineRule="auto"/>
+            </w:pPr>
+            <w:r>
+              <w:rPr>
+                <w:rFonts w:ascii="Arial" w:hAnsi="Arial" w:cs="Arial" w:eastAsia="Arial"/>
+                <w:b w:val="0"/>
+                <w:sz w:val="24"/>
+              </w:rPr>
               <w:t>Review Week 7 practice vocabulary (part 2).</w:t>
-              <w:br/>
+            </w:r>
+          </w:p>
+          <w:p>
+            <w:pPr>
+              <w:spacing w:before="0" w:after="0" w:line="360" w:lineRule="auto"/>
+            </w:pPr>
+            <w:r>
+              <w:rPr>
+                <w:rFonts w:ascii="Arial" w:hAnsi="Arial" w:cs="Arial" w:eastAsia="Arial"/>
+                <w:b w:val="0"/>
+                <w:sz w:val="24"/>
+              </w:rPr>
               <w:t>protection strategy: A plan for reducing risk</w:t>
-              <w:br/>
+            </w:r>
+          </w:p>
+          <w:p>
+            <w:pPr>
+              <w:spacing w:before="0" w:after="0" w:line="360" w:lineRule="auto"/>
+            </w:pPr>
+            <w:r>
+              <w:rPr>
+                <w:rFonts w:ascii="Arial" w:hAnsi="Arial" w:cs="Arial" w:eastAsia="Arial"/>
+                <w:b w:val="0"/>
+                <w:sz w:val="24"/>
+              </w:rPr>
               <w:t>recommendation: Advice about what should be done</w:t>
-              <w:br/>
+            </w:r>
+          </w:p>
+          <w:p>
+            <w:pPr>
+              <w:spacing w:before="0" w:after="0" w:line="360" w:lineRule="auto"/>
+            </w:pPr>
+            <w:r>
+              <w:rPr>
+                <w:rFonts w:ascii="Arial" w:hAnsi="Arial" w:cs="Arial" w:eastAsia="Arial"/>
+                <w:b w:val="0"/>
+                <w:sz w:val="24"/>
+              </w:rPr>
               <w:t>proof of concept: A small test showing an idea can work</w:t>
-              <w:br/>
+            </w:r>
+          </w:p>
+          <w:p>
+            <w:pPr>
+              <w:spacing w:before="0" w:after="0" w:line="360" w:lineRule="auto"/>
+            </w:pPr>
+            <w:r>
+              <w:rPr>
+                <w:rFonts w:ascii="Arial" w:hAnsi="Arial" w:cs="Arial" w:eastAsia="Arial"/>
+                <w:b w:val="0"/>
+                <w:sz w:val="24"/>
+              </w:rPr>
               <w:t>Compare two design ideas and choose the one that is more realistic for class time.</w:t>
-              <w:br/>
-              <w:br/>
-              <w:t>While activities</w:t>
-              <w:br/>
-              <w:t>Complete Daily Grade #4: Create a risk map with 6 risks, probability rating, impact rating, protection strategy, and one priority recommendation paragraph. Then revise the STEM project plan and build one proof of concept using the approved project tool.</w:t>
-              <w:br/>
-              <w:br/>
-              <w:t>Post activities</w:t>
-              <w:br/>
-              <w:t>Submit the map. Save evidence in Google Classroom and write the next build step.</w:t>
+            </w:r>
+          </w:p>
+          <w:p>
+            <w:pPr>
+              <w:spacing w:before="0" w:after="0" w:line="360" w:lineRule="auto"/>
+            </w:pPr>
+            <w:r>
+              <w:rPr>
+                <w:rFonts w:ascii="Arial" w:hAnsi="Arial" w:cs="Arial" w:eastAsia="Arial"/>
+                <w:b/>
+                <w:sz w:val="24"/>
+              </w:rPr>
+              <w:t>While activities:</w:t>
+            </w:r>
+          </w:p>
+          <w:p>
+            <w:pPr>
+              <w:spacing w:before="0" w:after="0" w:line="360" w:lineRule="auto"/>
+            </w:pPr>
+            <w:r>
+              <w:rPr>
+                <w:rFonts w:ascii="Arial" w:hAnsi="Arial" w:cs="Arial" w:eastAsia="Arial"/>
+                <w:b w:val="0"/>
+                <w:sz w:val="24"/>
+                <w:highlight w:val="yellow"/>
+              </w:rPr>
+              <w:t>Complete Daily Grade #4: Create a risk map with 6 risks, probability rating, impact rating, protection strategy, and one priority recommendation paragraph.</w:t>
+            </w:r>
+          </w:p>
+          <w:p>
+            <w:pPr>
+              <w:spacing w:before="0" w:after="0" w:line="360" w:lineRule="auto"/>
+            </w:pPr>
+            <w:r>
+              <w:rPr>
+                <w:rFonts w:ascii="Arial" w:hAnsi="Arial" w:cs="Arial" w:eastAsia="Arial"/>
+                <w:b w:val="0"/>
+                <w:sz w:val="24"/>
+              </w:rPr>
+              <w:t>Then revise the STEM project plan and build one proof of concept using the approved project tool.</w:t>
+            </w:r>
+          </w:p>
+          <w:p>
+            <w:pPr>
+              <w:spacing w:before="0" w:after="0" w:line="360" w:lineRule="auto"/>
+            </w:pPr>
+            <w:r>
+              <w:rPr>
+                <w:rFonts w:ascii="Arial" w:hAnsi="Arial" w:cs="Arial" w:eastAsia="Arial"/>
+                <w:b/>
+                <w:sz w:val="24"/>
+              </w:rPr>
+              <w:t>Post activities:</w:t>
+            </w:r>
+          </w:p>
+          <w:p>
+            <w:pPr>
+              <w:spacing w:before="0" w:after="0" w:line="360" w:lineRule="auto"/>
+            </w:pPr>
+            <w:r>
+              <w:rPr>
+                <w:rFonts w:ascii="Arial" w:hAnsi="Arial" w:cs="Arial" w:eastAsia="Arial"/>
+                <w:b w:val="0"/>
+                <w:sz w:val="24"/>
+              </w:rPr>
+              <w:t>Submit the map.</w:t>
+            </w:r>
+          </w:p>
+          <w:p>
+            <w:pPr>
+              <w:spacing w:before="0" w:after="0" w:line="360" w:lineRule="auto"/>
+            </w:pPr>
+            <w:r>
+              <w:rPr>
+                <w:rFonts w:ascii="Arial" w:hAnsi="Arial" w:cs="Arial" w:eastAsia="Arial"/>
+                <w:b w:val="0"/>
+                <w:sz w:val="24"/>
+              </w:rPr>
+              <w:t>Save evidence in Google Classroom and write the next build step.</w:t>
             </w:r>
           </w:p>
         </w:tc>
@@ -1040,10 +3321,37 @@
               <w:bottom w:val="single" w:sz="4" w:space="0" w:color="auto"/>
               <w:right w:val="single" w:sz="4" w:space="0" w:color="auto"/>
             </w:tcBorders>
+            <w:vAlign w:val="top"/>
           </w:tcPr>
           <w:p>
-            <w:r>
-              <w:t>Resources: Pen, pencil, technology notebook, student's email and password, Google Classroom, Freenove/Arduino kit, Arduino IDE, USB cable, breadboard and components, Tinkercad access, dataset or survey data, chart tool, cybersecurity scenario cards or worksheet, checklist or worksheet, project planning sheet, projector.</w:t>
+            <w:pPr>
+              <w:spacing w:line="360" w:lineRule="auto" w:before="0" w:after="0"/>
+            </w:pPr>
+            <w:r>
+              <w:rPr>
+                <w:rFonts w:ascii="Arial" w:hAnsi="Arial" w:cs="Arial" w:eastAsia="Arial"/>
+                <w:sz w:val="24"/>
+              </w:rPr>
+            </w:r>
+            <w:r>
+              <w:rPr>
+                <w:rFonts w:ascii="Arial" w:hAnsi="Arial" w:eastAsia="Arial" w:cs="Arial"/>
+                <w:b/>
+                <w:i w:val="0"/>
+                <w:sz w:val="24"/>
+                <w:u w:val="none"/>
+              </w:rPr>
+              <w:t xml:space="preserve">Resources: </w:t>
+            </w:r>
+            <w:r>
+              <w:rPr>
+                <w:rFonts w:ascii="Arial" w:hAnsi="Arial" w:eastAsia="Arial" w:cs="Arial"/>
+                <w:b w:val="0"/>
+                <w:i w:val="0"/>
+                <w:sz w:val="24"/>
+                <w:u w:val="none"/>
+              </w:rPr>
+              <w:t>Pen, pencil, technology notebook, student's computer, email and password</w:t>
             </w:r>
           </w:p>
         </w:tc>
@@ -1056,10 +3364,37 @@
               <w:bottom w:val="single" w:sz="4" w:space="0" w:color="auto"/>
               <w:right w:val="single" w:sz="4" w:space="0" w:color="auto"/>
             </w:tcBorders>
+            <w:vAlign w:val="top"/>
           </w:tcPr>
           <w:p>
-            <w:r>
-              <w:t>Resources: Pen, pencil, technology notebook, student's email and password, Google Classroom, Freenove/Arduino kit, Arduino IDE, USB cable, breadboard and components, Tinkercad access, dataset or survey data, chart tool, cybersecurity scenario cards or worksheet, checklist or worksheet, project planning sheet, projector.</w:t>
+            <w:pPr>
+              <w:spacing w:line="360" w:lineRule="auto" w:before="0" w:after="0"/>
+            </w:pPr>
+            <w:r>
+              <w:rPr>
+                <w:rFonts w:ascii="Arial" w:hAnsi="Arial" w:cs="Arial" w:eastAsia="Arial"/>
+                <w:sz w:val="24"/>
+              </w:rPr>
+            </w:r>
+            <w:r>
+              <w:rPr>
+                <w:rFonts w:ascii="Arial" w:hAnsi="Arial" w:eastAsia="Arial" w:cs="Arial"/>
+                <w:b/>
+                <w:i w:val="0"/>
+                <w:sz w:val="24"/>
+                <w:u w:val="none"/>
+              </w:rPr>
+              <w:t xml:space="preserve">Resources: </w:t>
+            </w:r>
+            <w:r>
+              <w:rPr>
+                <w:rFonts w:ascii="Arial" w:hAnsi="Arial" w:eastAsia="Arial" w:cs="Arial"/>
+                <w:b w:val="0"/>
+                <w:i w:val="0"/>
+                <w:sz w:val="24"/>
+                <w:u w:val="none"/>
+              </w:rPr>
+              <w:t>Pen, pencil, technology notebook, student's computer, email and password</w:t>
             </w:r>
           </w:p>
         </w:tc>
@@ -1071,6 +3406,7 @@
           <w:sz w:val="24"/>
           <w:szCs w:val="24"/>
         </w:rPr>
+        <w:spacing w:line="360" w:lineRule="auto" w:before="0" w:after="0"/>
       </w:pPr>
     </w:p>
     <w:sectPr>
@@ -8382,19 +10718,6 @@
       <w:szCs w:val="30"/>
     </w:rPr>
   </w:style>
-  <w:style w:type="table" w:customStyle="1" w:styleId="a">
-    <w:basedOn w:val="TableNormal4"/>
-    <w:tblPr>
-      <w:tblStyleRowBandSize w:val="1"/>
-      <w:tblStyleColBandSize w:val="1"/>
-      <w:tblCellMar>
-        <w:top w:w="100" w:type="dxa"/>
-        <w:left w:w="100" w:type="dxa"/>
-        <w:bottom w:w="100" w:type="dxa"/>
-        <w:right w:w="100" w:type="dxa"/>
-      </w:tblCellMar>
-    </w:tblPr>
-  </w:style>
   <w:style w:type="paragraph" w:styleId="ListParagraph">
     <w:name w:val="List Paragraph"/>
     <w:basedOn w:val="Normal"/>
@@ -8732,238 +11055,6 @@
       <w:szCs w:val="24"/>
     </w:rPr>
   </w:style>
-  <w:style w:type="table" w:customStyle="1" w:styleId="a0">
-    <w:basedOn w:val="TableNormal4"/>
-    <w:pPr>
-      <w:spacing w:line="240" w:lineRule="auto"/>
-    </w:pPr>
-    <w:tblPr>
-      <w:tblStyleRowBandSize w:val="1"/>
-      <w:tblStyleColBandSize w:val="1"/>
-      <w:tblCellMar>
-        <w:left w:w="108" w:type="dxa"/>
-        <w:right w:w="108" w:type="dxa"/>
-      </w:tblCellMar>
-    </w:tblPr>
-  </w:style>
-  <w:style w:type="table" w:customStyle="1" w:styleId="a1">
-    <w:basedOn w:val="TableNormal4"/>
-    <w:pPr>
-      <w:spacing w:line="240" w:lineRule="auto"/>
-    </w:pPr>
-    <w:tblPr>
-      <w:tblStyleRowBandSize w:val="1"/>
-      <w:tblStyleColBandSize w:val="1"/>
-      <w:tblCellMar>
-        <w:left w:w="108" w:type="dxa"/>
-        <w:right w:w="108" w:type="dxa"/>
-      </w:tblCellMar>
-    </w:tblPr>
-  </w:style>
-  <w:style w:type="table" w:customStyle="1" w:styleId="a2">
-    <w:basedOn w:val="TableNormal4"/>
-    <w:pPr>
-      <w:spacing w:line="240" w:lineRule="auto"/>
-    </w:pPr>
-    <w:tblPr>
-      <w:tblStyleRowBandSize w:val="1"/>
-      <w:tblStyleColBandSize w:val="1"/>
-      <w:tblCellMar>
-        <w:left w:w="108" w:type="dxa"/>
-        <w:right w:w="108" w:type="dxa"/>
-      </w:tblCellMar>
-    </w:tblPr>
-  </w:style>
-  <w:style w:type="table" w:customStyle="1" w:styleId="a3">
-    <w:basedOn w:val="TableNormal4"/>
-    <w:pPr>
-      <w:spacing w:line="240" w:lineRule="auto"/>
-    </w:pPr>
-    <w:tblPr>
-      <w:tblStyleRowBandSize w:val="1"/>
-      <w:tblStyleColBandSize w:val="1"/>
-      <w:tblCellMar>
-        <w:left w:w="108" w:type="dxa"/>
-        <w:right w:w="108" w:type="dxa"/>
-      </w:tblCellMar>
-    </w:tblPr>
-  </w:style>
-  <w:style w:type="table" w:customStyle="1" w:styleId="a4">
-    <w:basedOn w:val="TableNormal4"/>
-    <w:pPr>
-      <w:spacing w:line="240" w:lineRule="auto"/>
-    </w:pPr>
-    <w:tblPr>
-      <w:tblStyleRowBandSize w:val="1"/>
-      <w:tblStyleColBandSize w:val="1"/>
-      <w:tblCellMar>
-        <w:left w:w="108" w:type="dxa"/>
-        <w:right w:w="108" w:type="dxa"/>
-      </w:tblCellMar>
-    </w:tblPr>
-  </w:style>
-  <w:style w:type="table" w:customStyle="1" w:styleId="a5">
-    <w:basedOn w:val="TableNormal4"/>
-    <w:pPr>
-      <w:spacing w:line="240" w:lineRule="auto"/>
-    </w:pPr>
-    <w:tblPr>
-      <w:tblStyleRowBandSize w:val="1"/>
-      <w:tblStyleColBandSize w:val="1"/>
-      <w:tblCellMar>
-        <w:left w:w="108" w:type="dxa"/>
-        <w:right w:w="108" w:type="dxa"/>
-      </w:tblCellMar>
-    </w:tblPr>
-  </w:style>
-  <w:style w:type="table" w:customStyle="1" w:styleId="a6">
-    <w:basedOn w:val="TableNormal4"/>
-    <w:pPr>
-      <w:spacing w:line="240" w:lineRule="auto"/>
-    </w:pPr>
-    <w:tblPr>
-      <w:tblStyleRowBandSize w:val="1"/>
-      <w:tblStyleColBandSize w:val="1"/>
-      <w:tblCellMar>
-        <w:left w:w="108" w:type="dxa"/>
-        <w:right w:w="108" w:type="dxa"/>
-      </w:tblCellMar>
-    </w:tblPr>
-  </w:style>
-  <w:style w:type="table" w:customStyle="1" w:styleId="a7">
-    <w:basedOn w:val="TableNormal4"/>
-    <w:pPr>
-      <w:spacing w:line="240" w:lineRule="auto"/>
-    </w:pPr>
-    <w:tblPr>
-      <w:tblStyleRowBandSize w:val="1"/>
-      <w:tblStyleColBandSize w:val="1"/>
-      <w:tblCellMar>
-        <w:left w:w="108" w:type="dxa"/>
-        <w:right w:w="108" w:type="dxa"/>
-      </w:tblCellMar>
-    </w:tblPr>
-  </w:style>
-  <w:style w:type="table" w:customStyle="1" w:styleId="a8">
-    <w:basedOn w:val="TableNormal4"/>
-    <w:pPr>
-      <w:spacing w:line="240" w:lineRule="auto"/>
-    </w:pPr>
-    <w:tblPr>
-      <w:tblStyleRowBandSize w:val="1"/>
-      <w:tblStyleColBandSize w:val="1"/>
-      <w:tblCellMar>
-        <w:left w:w="108" w:type="dxa"/>
-        <w:right w:w="108" w:type="dxa"/>
-      </w:tblCellMar>
-    </w:tblPr>
-  </w:style>
-  <w:style w:type="table" w:customStyle="1" w:styleId="a9">
-    <w:basedOn w:val="TableNormal4"/>
-    <w:pPr>
-      <w:spacing w:line="240" w:lineRule="auto"/>
-    </w:pPr>
-    <w:tblPr>
-      <w:tblStyleRowBandSize w:val="1"/>
-      <w:tblStyleColBandSize w:val="1"/>
-      <w:tblCellMar>
-        <w:left w:w="108" w:type="dxa"/>
-        <w:right w:w="108" w:type="dxa"/>
-      </w:tblCellMar>
-    </w:tblPr>
-  </w:style>
-  <w:style w:type="table" w:customStyle="1" w:styleId="aa">
-    <w:basedOn w:val="TableNormal4"/>
-    <w:pPr>
-      <w:spacing w:line="240" w:lineRule="auto"/>
-    </w:pPr>
-    <w:tblPr>
-      <w:tblStyleRowBandSize w:val="1"/>
-      <w:tblStyleColBandSize w:val="1"/>
-      <w:tblCellMar>
-        <w:left w:w="108" w:type="dxa"/>
-        <w:right w:w="108" w:type="dxa"/>
-      </w:tblCellMar>
-    </w:tblPr>
-  </w:style>
-  <w:style w:type="table" w:customStyle="1" w:styleId="ab">
-    <w:basedOn w:val="TableNormal4"/>
-    <w:pPr>
-      <w:spacing w:line="240" w:lineRule="auto"/>
-    </w:pPr>
-    <w:tblPr>
-      <w:tblStyleRowBandSize w:val="1"/>
-      <w:tblStyleColBandSize w:val="1"/>
-      <w:tblCellMar>
-        <w:left w:w="108" w:type="dxa"/>
-        <w:right w:w="108" w:type="dxa"/>
-      </w:tblCellMar>
-    </w:tblPr>
-  </w:style>
-  <w:style w:type="table" w:customStyle="1" w:styleId="ac">
-    <w:basedOn w:val="TableNormal1"/>
-    <w:pPr>
-      <w:spacing w:line="240" w:lineRule="auto"/>
-    </w:pPr>
-    <w:tblPr>
-      <w:tblStyleRowBandSize w:val="1"/>
-      <w:tblStyleColBandSize w:val="1"/>
-      <w:tblCellMar>
-        <w:top w:w="100" w:type="dxa"/>
-        <w:left w:w="108" w:type="dxa"/>
-        <w:bottom w:w="100" w:type="dxa"/>
-        <w:right w:w="108" w:type="dxa"/>
-      </w:tblCellMar>
-    </w:tblPr>
-  </w:style>
-  <w:style w:type="table" w:customStyle="1" w:styleId="ad">
-    <w:basedOn w:val="TableNormal1"/>
-    <w:pPr>
-      <w:spacing w:line="240" w:lineRule="auto"/>
-    </w:pPr>
-    <w:tblPr>
-      <w:tblStyleRowBandSize w:val="1"/>
-      <w:tblStyleColBandSize w:val="1"/>
-      <w:tblCellMar>
-        <w:top w:w="100" w:type="dxa"/>
-        <w:left w:w="108" w:type="dxa"/>
-        <w:bottom w:w="100" w:type="dxa"/>
-        <w:right w:w="108" w:type="dxa"/>
-      </w:tblCellMar>
-    </w:tblPr>
-  </w:style>
-  <w:style w:type="table" w:customStyle="1" w:styleId="ae">
-    <w:basedOn w:val="TableNormal1"/>
-    <w:pPr>
-      <w:spacing w:line="240" w:lineRule="auto"/>
-    </w:pPr>
-    <w:tblPr>
-      <w:tblStyleRowBandSize w:val="1"/>
-      <w:tblStyleColBandSize w:val="1"/>
-      <w:tblCellMar>
-        <w:top w:w="100" w:type="dxa"/>
-        <w:left w:w="108" w:type="dxa"/>
-        <w:bottom w:w="100" w:type="dxa"/>
-        <w:right w:w="108" w:type="dxa"/>
-      </w:tblCellMar>
-    </w:tblPr>
-  </w:style>
-  <w:style w:type="table" w:customStyle="1" w:styleId="af">
-    <w:basedOn w:val="TableNormal1"/>
-    <w:pPr>
-      <w:spacing w:line="240" w:lineRule="auto"/>
-    </w:pPr>
-    <w:tblPr>
-      <w:tblStyleRowBandSize w:val="1"/>
-      <w:tblStyleColBandSize w:val="1"/>
-      <w:tblCellMar>
-        <w:top w:w="100" w:type="dxa"/>
-        <w:left w:w="108" w:type="dxa"/>
-        <w:bottom w:w="100" w:type="dxa"/>
-        <w:right w:w="108" w:type="dxa"/>
-      </w:tblCellMar>
-    </w:tblPr>
-  </w:style>
   <w:style w:type="character" w:styleId="Strong">
     <w:name w:val="Strong"/>
     <w:basedOn w:val="DefaultParagraphFont"/>
@@ -8974,19 +11065,6 @@
       <w:b/>
       <w:bCs/>
     </w:rPr>
-  </w:style>
-  <w:style w:type="table" w:customStyle="1" w:styleId="af0">
-    <w:basedOn w:val="TableNormal"/>
-    <w:tblPr>
-      <w:tblStyleRowBandSize w:val="1"/>
-      <w:tblStyleColBandSize w:val="1"/>
-      <w:tblCellMar>
-        <w:top w:w="15" w:type="dxa"/>
-        <w:left w:w="15" w:type="dxa"/>
-        <w:bottom w:w="15" w:type="dxa"/>
-        <w:right w:w="15" w:type="dxa"/>
-      </w:tblCellMar>
-    </w:tblPr>
   </w:style>
   <w:style w:type="character" w:styleId="Hyperlink">
     <w:name w:val="Hyperlink"/>
